--- a/ex8 薄透镜实验/2024382026 陈冠宇 薄透镜实验.docx
+++ b/ex8 薄透镜实验/2024382026 陈冠宇 薄透镜实验.docx
@@ -68,7 +68,7 @@
                         <w:txbxContent>
                           <w:p>
                             <w:pPr>
-                              <w:pStyle w:val="23"/>
+                              <w:pStyle w:val="24"/>
                               <w:rPr>
                                 <w:rFonts w:hint="default"/>
                                 <w:u w:val="single"/>
@@ -110,7 +110,7 @@
                   <w:txbxContent>
                     <w:p>
                       <w:pPr>
-                        <w:pStyle w:val="23"/>
+                        <w:pStyle w:val="24"/>
                         <w:rPr>
                           <w:rFonts w:hint="default"/>
                           <w:u w:val="single"/>
@@ -141,7 +141,7 @@
     </w:p>
     <w:tbl>
       <w:tblPr>
-        <w:tblStyle w:val="11"/>
+        <w:tblStyle w:val="12"/>
         <w:tblpPr w:leftFromText="180" w:rightFromText="180" w:vertAnchor="text" w:horzAnchor="margin" w:tblpXSpec="right" w:tblpY="-1091"/>
         <w:tblW w:w="3348" w:type="dxa"/>
         <w:jc w:val="right"/>
@@ -833,7 +833,25 @@
           <w:sz w:val="28"/>
           <w:u w:val="single"/>
         </w:rPr>
-        <w:t xml:space="preserve">               </w:t>
+        <w:t xml:space="preserve">  </w:t>
+      </w:r>
+      <w:r>
+        <w:rPr>
+          <w:rFonts w:hint="eastAsia"/>
+          <w:b/>
+          <w:sz w:val="28"/>
+          <w:u w:val="single"/>
+          <w:lang w:val="en-US" w:eastAsia="zh-CN"/>
+        </w:rPr>
+        <w:t>2026</w:t>
+      </w:r>
+      <w:r>
+        <w:rPr>
+          <w:b/>
+          <w:sz w:val="28"/>
+          <w:u w:val="single"/>
+        </w:rPr>
+        <w:t xml:space="preserve">  </w:t>
       </w:r>
       <w:r>
         <w:rPr>
@@ -848,7 +866,25 @@
           <w:sz w:val="28"/>
           <w:u w:val="single"/>
         </w:rPr>
-        <w:t xml:space="preserve">        </w:t>
+        <w:t xml:space="preserve">   </w:t>
+      </w:r>
+      <w:r>
+        <w:rPr>
+          <w:rFonts w:hint="eastAsia"/>
+          <w:b/>
+          <w:sz w:val="28"/>
+          <w:u w:val="single"/>
+          <w:lang w:val="en-US" w:eastAsia="zh-CN"/>
+        </w:rPr>
+        <w:t>5</w:t>
+      </w:r>
+      <w:r>
+        <w:rPr>
+          <w:b/>
+          <w:sz w:val="28"/>
+          <w:u w:val="single"/>
+        </w:rPr>
+        <w:t xml:space="preserve">   </w:t>
       </w:r>
       <w:r>
         <w:rPr>
@@ -863,7 +899,25 @@
           <w:sz w:val="28"/>
           <w:u w:val="single"/>
         </w:rPr>
-        <w:t xml:space="preserve">        </w:t>
+        <w:t xml:space="preserve">   </w:t>
+      </w:r>
+      <w:r>
+        <w:rPr>
+          <w:rFonts w:hint="eastAsia"/>
+          <w:b/>
+          <w:sz w:val="28"/>
+          <w:u w:val="single"/>
+          <w:lang w:val="en-US" w:eastAsia="zh-CN"/>
+        </w:rPr>
+        <w:t>26</w:t>
+      </w:r>
+      <w:r>
+        <w:rPr>
+          <w:b/>
+          <w:sz w:val="28"/>
+          <w:u w:val="single"/>
+        </w:rPr>
+        <w:t xml:space="preserve">     </w:t>
       </w:r>
       <w:r>
         <w:rPr>
@@ -954,7 +1008,7 @@
     </w:p>
     <w:tbl>
       <w:tblPr>
-        <w:tblStyle w:val="10"/>
+        <w:tblStyle w:val="11"/>
         <w:tblW w:w="8160" w:type="dxa"/>
         <w:tblInd w:w="108" w:type="dxa"/>
         <w:tblLayout w:type="fixed"/>
@@ -1129,17 +1183,11 @@
           </w:p>
           <w:p/>
           <w:p>
-            <w:pPr>
-              <w:rPr/>
-            </w:pPr>
             <w:r>
               <w:t>透镜是由两个折射面包裹透明介质构成的光学元件，当透镜厚度远小于其焦距时称为薄透镜，本实验所有测量均在薄透镜近轴光束条件下进行。</w:t>
             </w:r>
           </w:p>
           <w:p>
-            <w:pPr>
-              <w:rPr/>
-            </w:pPr>
             <w:r>
               <w:t>2.1 薄透镜通用成像公式</w:t>
             </w:r>
@@ -1301,17 +1349,11 @@
             </m:oMath>
           </w:p>
           <w:p>
-            <w:pPr>
-              <w:rPr/>
-            </w:pPr>
             <w:r>
               <w:t>符号规则：</w:t>
             </w:r>
           </w:p>
           <w:p>
-            <w:pPr>
-              <w:rPr/>
-            </w:pPr>
             <m:oMath>
               <m:r>
                 <m:rPr>
@@ -1333,9 +1375,6 @@
             </w:r>
           </w:p>
           <w:p>
-            <w:pPr>
-              <w:rPr/>
-            </w:pPr>
             <w:r>
               <w:t>v为像距：实像取正，虚像取负；</w:t>
             </w:r>
@@ -1345,23 +1384,13 @@
               <w:t>f为透镜焦距：凸透镜f为正，凹透镜f为负。</w:t>
             </w:r>
           </w:p>
-          <w:p>
-            <w:pPr>
-              <w:rPr/>
-            </w:pPr>
-          </w:p>
-          <w:p>
-            <w:pPr>
-              <w:rPr/>
-            </w:pPr>
+          <w:p/>
+          <w:p>
             <w:r>
               <w:t>2.2 位移法测凸透镜焦距</w:t>
             </w:r>
           </w:p>
           <w:p>
-            <w:pPr>
-              <w:rPr/>
-            </w:pPr>
             <w:r>
               <w:t>物像公式法、自准法都需要确定透镜中心位置，容易引入测量误差，位移法可避免该缺陷： 保持物屏和像屏的间距D&gt;</w:t>
             </w:r>
@@ -1508,17 +1537,11 @@
             </w:r>
           </w:p>
           <w:p>
-            <w:pPr>
-              <w:rPr/>
-            </w:pPr>
             <w:r>
               <w:t>2.3 自组望远镜测凹透镜焦距</w:t>
             </w:r>
           </w:p>
           <w:p>
-            <w:pPr>
-              <w:rPr/>
-            </w:pPr>
             <w:r>
               <w:t>凹透镜为发散透镜，无法单独成实像，因此借助望远镜对平行光的响应特性测量： 当光线从凹透镜的物方焦平面发出时，出射光为平行光，此时望远镜观察平行光时成像最清晰。实验中先利用凸透镜成一实像，将该实像作为凹透镜的物，调整凹透镜位置使得望远镜观察到最清晰的像时，说明该实像刚好位于凹透镜的物方焦平面上，此时实像位置与凹透镜位置的差值即为凹透镜焦距的绝对值。</w:t>
             </w:r>
@@ -1592,14 +1615,14 @@
             <w:pPr>
               <w:ind w:firstLine="0"/>
               <w:rPr>
-                <w:rStyle w:val="13"/>
+                <w:rStyle w:val="14"/>
                 <w:rFonts w:hint="eastAsia" w:ascii="宋体" w:hAnsi="宋体"/>
                 <w:szCs w:val="21"/>
               </w:rPr>
             </w:pPr>
             <w:r>
               <w:rPr>
-                <w:rStyle w:val="13"/>
+                <w:rStyle w:val="14"/>
                 <w:rFonts w:hint="eastAsia" w:ascii="宋体" w:hAnsi="宋体"/>
                 <w:szCs w:val="21"/>
               </w:rPr>
@@ -1881,8 +1904,6 @@
               </w:rPr>
               <w:t>b</w:t>
             </w:r>
-            <w:bookmarkStart w:id="0" w:name="_GoBack"/>
-            <w:bookmarkEnd w:id="0"/>
             <w:r>
               <w:rPr>
                 <w:rFonts w:hint="eastAsia" w:ascii="宋体" w:hAnsi="宋体" w:eastAsia="宋体" w:cs="宋体"/>
@@ -2031,178 +2052,53 @@
               <w:rPr>
                 <w:rFonts w:eastAsia="黑体"/>
                 <w:sz w:val="24"/>
+              </w:rPr>
+            </w:pPr>
+            <w:r>
+              <w:rPr>
+                <w:rFonts w:hint="eastAsia" w:eastAsia="黑体"/>
+                <w:sz w:val="24"/>
                 <w:szCs w:val="24"/>
-              </w:rPr>
-            </w:pPr>
-          </w:p>
-          <w:p>
-            <w:pPr>
-              <w:spacing w:line="360" w:lineRule="auto"/>
-              <w:rPr>
-                <w:rFonts w:eastAsia="黑体"/>
-                <w:sz w:val="22"/>
-                <w:szCs w:val="22"/>
-              </w:rPr>
-            </w:pPr>
-          </w:p>
-          <w:p>
-            <w:pPr>
-              <w:spacing w:line="360" w:lineRule="auto"/>
-              <w:rPr>
-                <w:rFonts w:eastAsia="黑体"/>
-                <w:sz w:val="22"/>
-                <w:szCs w:val="22"/>
-              </w:rPr>
-            </w:pPr>
-          </w:p>
-          <w:p>
-            <w:pPr>
-              <w:spacing w:line="360" w:lineRule="auto"/>
-              <w:rPr>
-                <w:rFonts w:eastAsia="黑体"/>
-                <w:sz w:val="22"/>
-                <w:szCs w:val="22"/>
-              </w:rPr>
-            </w:pPr>
-          </w:p>
-          <w:p>
-            <w:pPr>
-              <w:spacing w:line="360" w:lineRule="auto"/>
-              <w:rPr>
-                <w:rFonts w:eastAsia="黑体"/>
-                <w:sz w:val="22"/>
-                <w:szCs w:val="22"/>
-              </w:rPr>
-            </w:pPr>
-          </w:p>
-          <w:p>
-            <w:pPr>
-              <w:spacing w:line="360" w:lineRule="auto"/>
-              <w:rPr>
-                <w:rFonts w:eastAsia="黑体"/>
-                <w:sz w:val="22"/>
-                <w:szCs w:val="22"/>
-              </w:rPr>
-            </w:pPr>
-          </w:p>
-          <w:p>
-            <w:pPr>
-              <w:spacing w:line="360" w:lineRule="auto"/>
-              <w:rPr>
-                <w:rFonts w:eastAsia="黑体"/>
-                <w:sz w:val="22"/>
-                <w:szCs w:val="22"/>
-              </w:rPr>
-            </w:pPr>
-          </w:p>
-          <w:p>
-            <w:pPr>
-              <w:spacing w:line="360" w:lineRule="auto"/>
-              <w:rPr>
-                <w:rFonts w:eastAsia="黑体"/>
-                <w:sz w:val="22"/>
-                <w:szCs w:val="22"/>
-              </w:rPr>
-            </w:pPr>
-          </w:p>
-          <w:p>
-            <w:pPr>
-              <w:spacing w:line="360" w:lineRule="auto"/>
-              <w:rPr>
-                <w:rFonts w:eastAsia="黑体"/>
-                <w:sz w:val="22"/>
-                <w:szCs w:val="22"/>
-              </w:rPr>
-            </w:pPr>
-          </w:p>
-          <w:p>
-            <w:pPr>
-              <w:spacing w:line="360" w:lineRule="auto"/>
-              <w:rPr>
-                <w:rFonts w:eastAsia="黑体"/>
-                <w:sz w:val="22"/>
-                <w:szCs w:val="22"/>
-              </w:rPr>
-            </w:pPr>
-          </w:p>
-          <w:p>
-            <w:pPr>
-              <w:spacing w:line="360" w:lineRule="auto"/>
-              <w:rPr>
-                <w:rFonts w:eastAsia="黑体"/>
-                <w:sz w:val="22"/>
-                <w:szCs w:val="22"/>
-              </w:rPr>
-            </w:pPr>
-          </w:p>
-          <w:p>
-            <w:pPr>
-              <w:spacing w:line="360" w:lineRule="auto"/>
-              <w:rPr>
-                <w:rFonts w:eastAsia="黑体"/>
-                <w:sz w:val="22"/>
-                <w:szCs w:val="22"/>
-              </w:rPr>
-            </w:pPr>
-          </w:p>
-          <w:p>
-            <w:pPr>
-              <w:spacing w:line="360" w:lineRule="auto"/>
-              <w:rPr>
-                <w:rFonts w:eastAsia="黑体"/>
-                <w:sz w:val="22"/>
-                <w:szCs w:val="22"/>
-              </w:rPr>
-            </w:pPr>
-          </w:p>
-          <w:p>
-            <w:pPr>
-              <w:spacing w:line="360" w:lineRule="auto"/>
-              <w:rPr>
-                <w:rFonts w:eastAsia="黑体"/>
-                <w:sz w:val="22"/>
-                <w:szCs w:val="22"/>
-              </w:rPr>
-            </w:pPr>
-          </w:p>
-          <w:p>
-            <w:pPr>
-              <w:spacing w:line="360" w:lineRule="auto"/>
-              <w:rPr>
-                <w:rFonts w:eastAsia="黑体"/>
-                <w:sz w:val="22"/>
-                <w:szCs w:val="22"/>
-              </w:rPr>
-            </w:pPr>
-          </w:p>
-          <w:p>
-            <w:pPr>
-              <w:spacing w:line="360" w:lineRule="auto"/>
-              <w:rPr>
-                <w:rFonts w:eastAsia="黑体"/>
-                <w:sz w:val="22"/>
-                <w:szCs w:val="22"/>
-              </w:rPr>
-            </w:pPr>
-          </w:p>
-          <w:p>
-            <w:pPr>
-              <w:spacing w:line="360" w:lineRule="auto"/>
-              <w:rPr>
-                <w:rFonts w:eastAsia="黑体"/>
-                <w:sz w:val="22"/>
-                <w:szCs w:val="22"/>
-              </w:rPr>
-            </w:pPr>
-          </w:p>
-          <w:p>
-            <w:pPr>
-              <w:spacing w:line="360" w:lineRule="auto"/>
-              <w:rPr>
-                <w:rFonts w:eastAsia="黑体"/>
-                <w:sz w:val="24"/>
-              </w:rPr>
-            </w:pPr>
+                <w:lang w:eastAsia="zh-CN"/>
+              </w:rPr>
+              <w:drawing>
+                <wp:inline distT="0" distB="0" distL="114300" distR="114300">
+                  <wp:extent cx="2782570" cy="4945380"/>
+                  <wp:effectExtent l="0" t="0" r="7620" b="11430"/>
+                  <wp:docPr id="6" name="图片 6" descr="9029a4eb78c2093a1166d74b9587b7e8"/>
+                  <wp:cNvGraphicFramePr>
+                    <a:graphicFrameLocks xmlns:a="http://schemas.openxmlformats.org/drawingml/2006/main" noChangeAspect="1"/>
+                  </wp:cNvGraphicFramePr>
+                  <a:graphic xmlns:a="http://schemas.openxmlformats.org/drawingml/2006/main">
+                    <a:graphicData uri="http://schemas.openxmlformats.org/drawingml/2006/picture">
+                      <pic:pic xmlns:pic="http://schemas.openxmlformats.org/drawingml/2006/picture">
+                        <pic:nvPicPr>
+                          <pic:cNvPr id="6" name="图片 6" descr="9029a4eb78c2093a1166d74b9587b7e8"/>
+                          <pic:cNvPicPr>
+                            <a:picLocks noChangeAspect="1"/>
+                          </pic:cNvPicPr>
+                        </pic:nvPicPr>
+                        <pic:blipFill>
+                          <a:blip r:embed="rId9"/>
+                          <a:stretch>
+                            <a:fillRect/>
+                          </a:stretch>
+                        </pic:blipFill>
+                        <pic:spPr>
+                          <a:xfrm rot="16200000">
+                            <a:off x="0" y="0"/>
+                            <a:ext cx="2782570" cy="4945380"/>
+                          </a:xfrm>
+                          <a:prstGeom prst="rect">
+                            <a:avLst/>
+                          </a:prstGeom>
+                        </pic:spPr>
+                      </pic:pic>
+                    </a:graphicData>
+                  </a:graphic>
+                </wp:inline>
+              </w:drawing>
+            </w:r>
           </w:p>
         </w:tc>
       </w:tr>
@@ -2266,126 +2162,1605 @@
                 <w:szCs w:val="22"/>
               </w:rPr>
             </w:pPr>
-          </w:p>
-          <w:p>
-            <w:pPr>
-              <w:spacing w:line="360" w:lineRule="auto"/>
+            <w:r>
+              <w:rPr>
+                <w:rFonts w:hint="eastAsia" w:eastAsia="黑体"/>
+                <w:sz w:val="22"/>
+                <w:szCs w:val="22"/>
+              </w:rPr>
+              <w:t>凸透镜焦距计算</w:t>
+            </w:r>
+            <w:r>
               <w:rPr>
                 <w:rFonts w:eastAsia="黑体"/>
                 <w:sz w:val="22"/>
                 <w:szCs w:val="22"/>
               </w:rPr>
-            </w:pPr>
-          </w:p>
-          <w:p>
-            <w:pPr>
-              <w:spacing w:line="360" w:lineRule="auto"/>
+              <w:br w:type="textWrapping"/>
+            </w:r>
+            <w:r>
+              <w:rPr>
+                <w:rFonts w:hint="eastAsia" w:eastAsia="黑体"/>
+                <w:sz w:val="22"/>
+                <w:szCs w:val="22"/>
+              </w:rPr>
+              <w:t>位移法焦距公式：</w:t>
+            </w:r>
+            <m:oMath>
+              <m:r>
+                <m:rPr>
+                  <m:sty m:val="p"/>
+                </m:rPr>
+                <w:rPr>
+                  <w:rFonts w:ascii="Times New Roman" w:hAnsi="Times New Roman" w:eastAsia="黑体"/>
+                  <w:sz w:val="22"/>
+                  <w:szCs w:val="22"/>
+                </w:rPr>
+                <m:t>f=</m:t>
+              </m:r>
+              <m:f>
+                <m:fPr>
+                  <m:ctrlPr>
+                    <w:rPr>
+                      <w:rFonts w:eastAsia="黑体"/>
+                      <w:sz w:val="22"/>
+                      <w:szCs w:val="22"/>
+                    </w:rPr>
+                  </m:ctrlPr>
+                </m:fPr>
+                <m:num>
+                  <m:sSup>
+                    <m:sSupPr>
+                      <m:ctrlPr>
+                        <w:rPr>
+                          <w:rFonts w:eastAsia="黑体"/>
+                          <w:sz w:val="22"/>
+                          <w:szCs w:val="22"/>
+                        </w:rPr>
+                      </m:ctrlPr>
+                    </m:sSupPr>
+                    <m:e>
+                      <m:r>
+                        <m:rPr>
+                          <m:sty m:val="p"/>
+                        </m:rPr>
+                        <w:rPr>
+                          <w:rFonts w:ascii="Times New Roman" w:hAnsi="Times New Roman" w:eastAsia="黑体"/>
+                          <w:sz w:val="22"/>
+                          <w:szCs w:val="22"/>
+                        </w:rPr>
+                        <m:t>D</m:t>
+                      </m:r>
+                      <m:ctrlPr>
+                        <w:rPr>
+                          <w:rFonts w:eastAsia="黑体"/>
+                          <w:sz w:val="22"/>
+                          <w:szCs w:val="22"/>
+                        </w:rPr>
+                      </m:ctrlPr>
+                    </m:e>
+                    <m:sup>
+                      <m:r>
+                        <m:rPr>
+                          <m:sty m:val="p"/>
+                        </m:rPr>
+                        <w:rPr>
+                          <w:rFonts w:ascii="Times New Roman" w:hAnsi="Times New Roman" w:eastAsia="黑体"/>
+                          <w:sz w:val="22"/>
+                          <w:szCs w:val="22"/>
+                        </w:rPr>
+                        <m:t>2</m:t>
+                      </m:r>
+                      <m:ctrlPr>
+                        <w:rPr>
+                          <w:rFonts w:eastAsia="黑体"/>
+                          <w:sz w:val="22"/>
+                          <w:szCs w:val="22"/>
+                        </w:rPr>
+                      </m:ctrlPr>
+                    </m:sup>
+                  </m:sSup>
+                  <m:r>
+                    <m:rPr>
+                      <m:sty m:val="p"/>
+                    </m:rPr>
+                    <w:rPr>
+                      <w:rFonts w:ascii="Times New Roman" w:hAnsi="Times New Roman" w:eastAsia="黑体"/>
+                      <w:sz w:val="22"/>
+                      <w:szCs w:val="22"/>
+                    </w:rPr>
+                    <m:t>−</m:t>
+                  </m:r>
+                  <m:sSup>
+                    <m:sSupPr>
+                      <m:ctrlPr>
+                        <w:rPr>
+                          <w:rFonts w:eastAsia="黑体"/>
+                          <w:sz w:val="22"/>
+                          <w:szCs w:val="22"/>
+                        </w:rPr>
+                      </m:ctrlPr>
+                    </m:sSupPr>
+                    <m:e>
+                      <m:r>
+                        <m:rPr>
+                          <m:sty m:val="p"/>
+                        </m:rPr>
+                        <w:rPr>
+                          <w:rFonts w:ascii="Times New Roman" w:hAnsi="Times New Roman" w:eastAsia="黑体"/>
+                          <w:sz w:val="22"/>
+                          <w:szCs w:val="22"/>
+                        </w:rPr>
+                        <m:t>d</m:t>
+                      </m:r>
+                      <m:ctrlPr>
+                        <w:rPr>
+                          <w:rFonts w:eastAsia="黑体"/>
+                          <w:sz w:val="22"/>
+                          <w:szCs w:val="22"/>
+                        </w:rPr>
+                      </m:ctrlPr>
+                    </m:e>
+                    <m:sup>
+                      <m:r>
+                        <m:rPr>
+                          <m:sty m:val="p"/>
+                        </m:rPr>
+                        <w:rPr>
+                          <w:rFonts w:ascii="Times New Roman" w:hAnsi="Times New Roman" w:eastAsia="黑体"/>
+                          <w:sz w:val="22"/>
+                          <w:szCs w:val="22"/>
+                        </w:rPr>
+                        <m:t>2</m:t>
+                      </m:r>
+                      <m:ctrlPr>
+                        <w:rPr>
+                          <w:rFonts w:eastAsia="黑体"/>
+                          <w:sz w:val="22"/>
+                          <w:szCs w:val="22"/>
+                        </w:rPr>
+                      </m:ctrlPr>
+                    </m:sup>
+                  </m:sSup>
+                  <m:ctrlPr>
+                    <w:rPr>
+                      <w:rFonts w:eastAsia="黑体"/>
+                      <w:sz w:val="22"/>
+                      <w:szCs w:val="22"/>
+                    </w:rPr>
+                  </m:ctrlPr>
+                </m:num>
+                <m:den>
+                  <m:r>
+                    <m:rPr>
+                      <m:sty m:val="p"/>
+                    </m:rPr>
+                    <w:rPr>
+                      <w:rFonts w:ascii="Times New Roman" w:hAnsi="Times New Roman" w:eastAsia="黑体"/>
+                      <w:sz w:val="22"/>
+                      <w:szCs w:val="22"/>
+                    </w:rPr>
+                    <m:t>4D</m:t>
+                  </m:r>
+                  <m:ctrlPr>
+                    <w:rPr>
+                      <w:rFonts w:eastAsia="黑体"/>
+                      <w:sz w:val="22"/>
+                      <w:szCs w:val="22"/>
+                    </w:rPr>
+                  </m:ctrlPr>
+                </m:den>
+              </m:f>
+            </m:oMath>
+            <w:r>
               <w:rPr>
                 <w:rFonts w:eastAsia="黑体"/>
                 <w:sz w:val="22"/>
                 <w:szCs w:val="22"/>
               </w:rPr>
-            </w:pPr>
-          </w:p>
-          <w:p>
-            <w:pPr>
-              <w:spacing w:line="360" w:lineRule="auto"/>
+              <w:br w:type="textWrapping"/>
+            </w:r>
+            <w:r>
+              <w:rPr>
+                <w:rFonts w:hint="eastAsia" w:eastAsia="黑体"/>
+                <w:sz w:val="22"/>
+                <w:szCs w:val="22"/>
+              </w:rPr>
+              <w:t>6次测量平均焦距：</w:t>
+            </w:r>
+            <m:oMath>
+              <m:acc>
+                <m:accPr>
+                  <m:chr m:val="‾"/>
+                  <m:ctrlPr>
+                    <w:rPr>
+                      <w:rFonts w:eastAsia="黑体"/>
+                      <w:sz w:val="22"/>
+                      <w:szCs w:val="22"/>
+                    </w:rPr>
+                  </m:ctrlPr>
+                </m:accPr>
+                <m:e>
+                  <m:sSub>
+                    <m:sSubPr>
+                      <m:ctrlPr>
+                        <w:rPr>
+                          <w:rFonts w:eastAsia="黑体"/>
+                          <w:sz w:val="22"/>
+                          <w:szCs w:val="22"/>
+                        </w:rPr>
+                      </m:ctrlPr>
+                    </m:sSubPr>
+                    <m:e>
+                      <m:r>
+                        <m:rPr>
+                          <m:sty m:val="p"/>
+                        </m:rPr>
+                        <w:rPr>
+                          <w:rFonts w:ascii="Times New Roman" w:hAnsi="Times New Roman" w:eastAsia="黑体"/>
+                          <w:sz w:val="22"/>
+                          <w:szCs w:val="22"/>
+                        </w:rPr>
+                        <m:t>f</m:t>
+                      </m:r>
+                      <m:ctrlPr>
+                        <w:rPr>
+                          <w:rFonts w:eastAsia="黑体"/>
+                          <w:sz w:val="22"/>
+                          <w:szCs w:val="22"/>
+                        </w:rPr>
+                      </m:ctrlPr>
+                    </m:e>
+                    <m:sub>
+                      <m:r>
+                        <m:rPr>
+                          <m:sty m:val="p"/>
+                        </m:rPr>
+                        <w:rPr>
+                          <w:rFonts w:ascii="Times New Roman" w:hAnsi="Times New Roman" w:eastAsia="黑体"/>
+                          <w:sz w:val="22"/>
+                          <w:szCs w:val="22"/>
+                        </w:rPr>
+                        <m:t>凸</m:t>
+                      </m:r>
+                      <m:ctrlPr>
+                        <w:rPr>
+                          <w:rFonts w:eastAsia="黑体"/>
+                          <w:sz w:val="22"/>
+                          <w:szCs w:val="22"/>
+                        </w:rPr>
+                      </m:ctrlPr>
+                    </m:sub>
+                  </m:sSub>
+                  <m:ctrlPr>
+                    <w:rPr>
+                      <w:rFonts w:eastAsia="黑体"/>
+                      <w:sz w:val="22"/>
+                      <w:szCs w:val="22"/>
+                    </w:rPr>
+                  </m:ctrlPr>
+                </m:e>
+              </m:acc>
+              <m:r>
+                <m:rPr>
+                  <m:sty m:val="p"/>
+                </m:rPr>
+                <w:rPr>
+                  <w:rFonts w:ascii="Times New Roman" w:hAnsi="Times New Roman" w:eastAsia="黑体"/>
+                  <w:sz w:val="22"/>
+                  <w:szCs w:val="22"/>
+                </w:rPr>
+                <m:t>=</m:t>
+              </m:r>
+              <m:f>
+                <m:fPr>
+                  <m:ctrlPr>
+                    <w:rPr>
+                      <w:rFonts w:eastAsia="黑体"/>
+                      <w:sz w:val="22"/>
+                      <w:szCs w:val="22"/>
+                    </w:rPr>
+                  </m:ctrlPr>
+                </m:fPr>
+                <m:num>
+                  <m:r>
+                    <m:rPr>
+                      <m:sty m:val="p"/>
+                    </m:rPr>
+                    <w:rPr>
+                      <w:rFonts w:ascii="Times New Roman" w:hAnsi="Times New Roman" w:eastAsia="黑体"/>
+                      <w:sz w:val="22"/>
+                      <w:szCs w:val="22"/>
+                    </w:rPr>
+                    <m:t>9.92+9.98+10.04+9.98+10.23+9.88</m:t>
+                  </m:r>
+                  <m:ctrlPr>
+                    <w:rPr>
+                      <w:rFonts w:eastAsia="黑体"/>
+                      <w:sz w:val="22"/>
+                      <w:szCs w:val="22"/>
+                    </w:rPr>
+                  </m:ctrlPr>
+                </m:num>
+                <m:den>
+                  <m:r>
+                    <m:rPr>
+                      <m:sty m:val="p"/>
+                    </m:rPr>
+                    <w:rPr>
+                      <w:rFonts w:ascii="Times New Roman" w:hAnsi="Times New Roman" w:eastAsia="黑体"/>
+                      <w:sz w:val="22"/>
+                      <w:szCs w:val="22"/>
+                    </w:rPr>
+                    <m:t>6</m:t>
+                  </m:r>
+                  <m:ctrlPr>
+                    <w:rPr>
+                      <w:rFonts w:eastAsia="黑体"/>
+                      <w:sz w:val="22"/>
+                      <w:szCs w:val="22"/>
+                    </w:rPr>
+                  </m:ctrlPr>
+                </m:den>
+              </m:f>
+              <m:r>
+                <m:rPr>
+                  <m:sty m:val="p"/>
+                </m:rPr>
+                <w:rPr>
+                  <w:rFonts w:ascii="Times New Roman" w:hAnsi="Times New Roman" w:eastAsia="黑体"/>
+                  <w:sz w:val="22"/>
+                  <w:szCs w:val="22"/>
+                </w:rPr>
+                <m:t>≈10.01cm</m:t>
+              </m:r>
+            </m:oMath>
+            <w:r>
               <w:rPr>
                 <w:rFonts w:eastAsia="黑体"/>
                 <w:sz w:val="22"/>
                 <w:szCs w:val="22"/>
               </w:rPr>
-            </w:pPr>
+              <w:br w:type="textWrapping"/>
+            </w:r>
+            <w:r>
+              <w:rPr>
+                <w:rFonts w:hint="eastAsia" w:eastAsia="黑体"/>
+                <w:sz w:val="22"/>
+                <w:szCs w:val="22"/>
+              </w:rPr>
+              <w:t>相对百分比误差：</w:t>
+            </w:r>
+            <m:oMath>
+              <m:sSub>
+                <m:sSubPr>
+                  <m:ctrlPr>
+                    <w:rPr>
+                      <w:rFonts w:eastAsia="黑体"/>
+                      <w:sz w:val="22"/>
+                      <w:szCs w:val="22"/>
+                    </w:rPr>
+                  </m:ctrlPr>
+                </m:sSubPr>
+                <m:e>
+                  <m:r>
+                    <m:rPr>
+                      <m:sty m:val="p"/>
+                    </m:rPr>
+                    <w:rPr>
+                      <w:rFonts w:ascii="Times New Roman" w:hAnsi="Times New Roman" w:eastAsia="黑体"/>
+                      <w:sz w:val="22"/>
+                      <w:szCs w:val="22"/>
+                    </w:rPr>
+                    <m:t>E</m:t>
+                  </m:r>
+                  <m:ctrlPr>
+                    <w:rPr>
+                      <w:rFonts w:eastAsia="黑体"/>
+                      <w:sz w:val="22"/>
+                      <w:szCs w:val="22"/>
+                    </w:rPr>
+                  </m:ctrlPr>
+                </m:e>
+                <m:sub>
+                  <m:r>
+                    <m:rPr>
+                      <m:sty m:val="p"/>
+                    </m:rPr>
+                    <w:rPr>
+                      <w:rFonts w:ascii="Times New Roman" w:hAnsi="Times New Roman" w:eastAsia="黑体"/>
+                      <w:sz w:val="22"/>
+                      <w:szCs w:val="22"/>
+                    </w:rPr>
+                    <m:t>凸</m:t>
+                  </m:r>
+                  <m:ctrlPr>
+                    <w:rPr>
+                      <w:rFonts w:eastAsia="黑体"/>
+                      <w:sz w:val="22"/>
+                      <w:szCs w:val="22"/>
+                    </w:rPr>
+                  </m:ctrlPr>
+                </m:sub>
+              </m:sSub>
+              <m:r>
+                <m:rPr>
+                  <m:sty m:val="p"/>
+                </m:rPr>
+                <w:rPr>
+                  <w:rFonts w:ascii="Times New Roman" w:hAnsi="Times New Roman" w:eastAsia="黑体"/>
+                  <w:sz w:val="22"/>
+                  <w:szCs w:val="22"/>
+                </w:rPr>
+                <m:t>=</m:t>
+              </m:r>
+              <m:f>
+                <m:fPr>
+                  <m:ctrlPr>
+                    <w:rPr>
+                      <w:rFonts w:eastAsia="黑体"/>
+                      <w:sz w:val="22"/>
+                      <w:szCs w:val="22"/>
+                    </w:rPr>
+                  </m:ctrlPr>
+                </m:fPr>
+                <m:num>
+                  <m:d>
+                    <m:dPr>
+                      <m:begChr m:val="|"/>
+                      <m:sepChr m:val=""/>
+                      <m:endChr m:val="|"/>
+                      <m:ctrlPr>
+                        <w:rPr>
+                          <w:rFonts w:eastAsia="黑体"/>
+                          <w:sz w:val="22"/>
+                          <w:szCs w:val="22"/>
+                        </w:rPr>
+                      </m:ctrlPr>
+                    </m:dPr>
+                    <m:e>
+                      <m:acc>
+                        <m:accPr>
+                          <m:chr m:val="‾"/>
+                          <m:ctrlPr>
+                            <w:rPr>
+                              <w:rFonts w:eastAsia="黑体"/>
+                              <w:sz w:val="22"/>
+                              <w:szCs w:val="22"/>
+                            </w:rPr>
+                          </m:ctrlPr>
+                        </m:accPr>
+                        <m:e>
+                          <m:sSub>
+                            <m:sSubPr>
+                              <m:ctrlPr>
+                                <w:rPr>
+                                  <w:rFonts w:eastAsia="黑体"/>
+                                  <w:sz w:val="22"/>
+                                  <w:szCs w:val="22"/>
+                                </w:rPr>
+                              </m:ctrlPr>
+                            </m:sSubPr>
+                            <m:e>
+                              <m:r>
+                                <m:rPr>
+                                  <m:sty m:val="p"/>
+                                </m:rPr>
+                                <w:rPr>
+                                  <w:rFonts w:ascii="Times New Roman" w:hAnsi="Times New Roman" w:eastAsia="黑体"/>
+                                  <w:sz w:val="22"/>
+                                  <w:szCs w:val="22"/>
+                                </w:rPr>
+                                <m:t>f</m:t>
+                              </m:r>
+                              <m:ctrlPr>
+                                <w:rPr>
+                                  <w:rFonts w:eastAsia="黑体"/>
+                                  <w:sz w:val="22"/>
+                                  <w:szCs w:val="22"/>
+                                </w:rPr>
+                              </m:ctrlPr>
+                            </m:e>
+                            <m:sub>
+                              <m:r>
+                                <m:rPr>
+                                  <m:sty m:val="p"/>
+                                </m:rPr>
+                                <w:rPr>
+                                  <w:rFonts w:ascii="Times New Roman" w:hAnsi="Times New Roman" w:eastAsia="黑体"/>
+                                  <w:sz w:val="22"/>
+                                  <w:szCs w:val="22"/>
+                                </w:rPr>
+                                <m:t>凸</m:t>
+                              </m:r>
+                              <m:ctrlPr>
+                                <w:rPr>
+                                  <w:rFonts w:eastAsia="黑体"/>
+                                  <w:sz w:val="22"/>
+                                  <w:szCs w:val="22"/>
+                                </w:rPr>
+                              </m:ctrlPr>
+                            </m:sub>
+                          </m:sSub>
+                          <m:ctrlPr>
+                            <w:rPr>
+                              <w:rFonts w:eastAsia="黑体"/>
+                              <w:sz w:val="22"/>
+                              <w:szCs w:val="22"/>
+                            </w:rPr>
+                          </m:ctrlPr>
+                        </m:e>
+                      </m:acc>
+                      <m:r>
+                        <m:rPr>
+                          <m:sty m:val="p"/>
+                        </m:rPr>
+                        <w:rPr>
+                          <w:rFonts w:ascii="Times New Roman" w:hAnsi="Times New Roman" w:eastAsia="黑体"/>
+                          <w:sz w:val="22"/>
+                          <w:szCs w:val="22"/>
+                        </w:rPr>
+                        <m:t>−</m:t>
+                      </m:r>
+                      <m:sSub>
+                        <m:sSubPr>
+                          <m:ctrlPr>
+                            <w:rPr>
+                              <w:rFonts w:eastAsia="黑体"/>
+                              <w:sz w:val="22"/>
+                              <w:szCs w:val="22"/>
+                            </w:rPr>
+                          </m:ctrlPr>
+                        </m:sSubPr>
+                        <m:e>
+                          <m:r>
+                            <m:rPr>
+                              <m:sty m:val="p"/>
+                            </m:rPr>
+                            <w:rPr>
+                              <w:rFonts w:ascii="Times New Roman" w:hAnsi="Times New Roman" w:eastAsia="黑体"/>
+                              <w:sz w:val="22"/>
+                              <w:szCs w:val="22"/>
+                            </w:rPr>
+                            <m:t>f</m:t>
+                          </m:r>
+                          <m:ctrlPr>
+                            <w:rPr>
+                              <w:rFonts w:eastAsia="黑体"/>
+                              <w:sz w:val="22"/>
+                              <w:szCs w:val="22"/>
+                            </w:rPr>
+                          </m:ctrlPr>
+                        </m:e>
+                        <m:sub>
+                          <m:r>
+                            <m:rPr>
+                              <m:sty m:val="p"/>
+                            </m:rPr>
+                            <w:rPr>
+                              <w:rFonts w:ascii="Times New Roman" w:hAnsi="Times New Roman" w:eastAsia="黑体"/>
+                              <w:sz w:val="22"/>
+                              <w:szCs w:val="22"/>
+                            </w:rPr>
+                            <m:t>凸0</m:t>
+                          </m:r>
+                          <m:ctrlPr>
+                            <w:rPr>
+                              <w:rFonts w:eastAsia="黑体"/>
+                              <w:sz w:val="22"/>
+                              <w:szCs w:val="22"/>
+                            </w:rPr>
+                          </m:ctrlPr>
+                        </m:sub>
+                      </m:sSub>
+                      <m:ctrlPr>
+                        <w:rPr>
+                          <w:rFonts w:eastAsia="黑体"/>
+                          <w:sz w:val="22"/>
+                          <w:szCs w:val="22"/>
+                        </w:rPr>
+                      </m:ctrlPr>
+                    </m:e>
+                  </m:d>
+                  <m:ctrlPr>
+                    <w:rPr>
+                      <w:rFonts w:eastAsia="黑体"/>
+                      <w:sz w:val="22"/>
+                      <w:szCs w:val="22"/>
+                    </w:rPr>
+                  </m:ctrlPr>
+                </m:num>
+                <m:den>
+                  <m:sSub>
+                    <m:sSubPr>
+                      <m:ctrlPr>
+                        <w:rPr>
+                          <w:rFonts w:eastAsia="黑体"/>
+                          <w:sz w:val="22"/>
+                          <w:szCs w:val="22"/>
+                        </w:rPr>
+                      </m:ctrlPr>
+                    </m:sSubPr>
+                    <m:e>
+                      <m:r>
+                        <m:rPr>
+                          <m:sty m:val="p"/>
+                        </m:rPr>
+                        <w:rPr>
+                          <w:rFonts w:ascii="Times New Roman" w:hAnsi="Times New Roman" w:eastAsia="黑体"/>
+                          <w:sz w:val="22"/>
+                          <w:szCs w:val="22"/>
+                        </w:rPr>
+                        <m:t>f</m:t>
+                      </m:r>
+                      <m:ctrlPr>
+                        <w:rPr>
+                          <w:rFonts w:eastAsia="黑体"/>
+                          <w:sz w:val="22"/>
+                          <w:szCs w:val="22"/>
+                        </w:rPr>
+                      </m:ctrlPr>
+                    </m:e>
+                    <m:sub>
+                      <m:r>
+                        <m:rPr>
+                          <m:sty m:val="p"/>
+                        </m:rPr>
+                        <w:rPr>
+                          <w:rFonts w:ascii="Times New Roman" w:hAnsi="Times New Roman" w:eastAsia="黑体"/>
+                          <w:sz w:val="22"/>
+                          <w:szCs w:val="22"/>
+                        </w:rPr>
+                        <m:t>凸0</m:t>
+                      </m:r>
+                      <m:ctrlPr>
+                        <w:rPr>
+                          <w:rFonts w:eastAsia="黑体"/>
+                          <w:sz w:val="22"/>
+                          <w:szCs w:val="22"/>
+                        </w:rPr>
+                      </m:ctrlPr>
+                    </m:sub>
+                  </m:sSub>
+                  <m:ctrlPr>
+                    <w:rPr>
+                      <w:rFonts w:eastAsia="黑体"/>
+                      <w:sz w:val="22"/>
+                      <w:szCs w:val="22"/>
+                    </w:rPr>
+                  </m:ctrlPr>
+                </m:den>
+              </m:f>
+              <m:r>
+                <m:rPr>
+                  <m:sty m:val="p"/>
+                </m:rPr>
+                <w:rPr>
+                  <w:rFonts w:ascii="Times New Roman" w:hAnsi="Times New Roman" w:eastAsia="黑体"/>
+                  <w:sz w:val="22"/>
+                  <w:szCs w:val="22"/>
+                </w:rPr>
+                <m:t>×100%=</m:t>
+              </m:r>
+              <m:f>
+                <m:fPr>
+                  <m:ctrlPr>
+                    <w:rPr>
+                      <w:rFonts w:eastAsia="黑体"/>
+                      <w:sz w:val="22"/>
+                      <w:szCs w:val="22"/>
+                    </w:rPr>
+                  </m:ctrlPr>
+                </m:fPr>
+                <m:num>
+                  <m:d>
+                    <m:dPr>
+                      <m:begChr m:val="|"/>
+                      <m:sepChr m:val=""/>
+                      <m:endChr m:val="|"/>
+                      <m:ctrlPr>
+                        <w:rPr>
+                          <w:rFonts w:eastAsia="黑体"/>
+                          <w:sz w:val="22"/>
+                          <w:szCs w:val="22"/>
+                        </w:rPr>
+                      </m:ctrlPr>
+                    </m:dPr>
+                    <m:e>
+                      <m:r>
+                        <m:rPr>
+                          <m:sty m:val="p"/>
+                        </m:rPr>
+                        <w:rPr>
+                          <w:rFonts w:ascii="Times New Roman" w:hAnsi="Times New Roman" w:eastAsia="黑体"/>
+                          <w:sz w:val="22"/>
+                          <w:szCs w:val="22"/>
+                        </w:rPr>
+                        <m:t>10.01−10.00</m:t>
+                      </m:r>
+                      <m:ctrlPr>
+                        <w:rPr>
+                          <w:rFonts w:eastAsia="黑体"/>
+                          <w:sz w:val="22"/>
+                          <w:szCs w:val="22"/>
+                        </w:rPr>
+                      </m:ctrlPr>
+                    </m:e>
+                  </m:d>
+                  <m:ctrlPr>
+                    <w:rPr>
+                      <w:rFonts w:eastAsia="黑体"/>
+                      <w:sz w:val="22"/>
+                      <w:szCs w:val="22"/>
+                    </w:rPr>
+                  </m:ctrlPr>
+                </m:num>
+                <m:den>
+                  <m:r>
+                    <m:rPr>
+                      <m:sty m:val="p"/>
+                    </m:rPr>
+                    <w:rPr>
+                      <w:rFonts w:ascii="Times New Roman" w:hAnsi="Times New Roman" w:eastAsia="黑体"/>
+                      <w:sz w:val="22"/>
+                      <w:szCs w:val="22"/>
+                    </w:rPr>
+                    <m:t>10.00</m:t>
+                  </m:r>
+                  <m:ctrlPr>
+                    <w:rPr>
+                      <w:rFonts w:eastAsia="黑体"/>
+                      <w:sz w:val="22"/>
+                      <w:szCs w:val="22"/>
+                    </w:rPr>
+                  </m:ctrlPr>
+                </m:den>
+              </m:f>
+              <m:r>
+                <m:rPr>
+                  <m:sty m:val="p"/>
+                </m:rPr>
+                <w:rPr>
+                  <w:rFonts w:ascii="Times New Roman" w:hAnsi="Times New Roman" w:eastAsia="黑体"/>
+                  <w:sz w:val="22"/>
+                  <w:szCs w:val="22"/>
+                </w:rPr>
+                <m:t>×100%=0.1%</m:t>
+              </m:r>
+            </m:oMath>
           </w:p>
           <w:p>
             <w:pPr>
               <w:spacing w:line="360" w:lineRule="auto"/>
+              <m:rPr/>
+              <w:rPr>
+                <w:rFonts w:hAnsi="Times New Roman" w:eastAsia="黑体"/>
+                <w:i w:val="0"/>
+                <w:sz w:val="22"/>
+                <w:szCs w:val="22"/>
+              </w:rPr>
+            </w:pPr>
+            <w:r>
+              <w:rPr>
+                <w:rFonts w:hint="eastAsia" w:eastAsia="黑体"/>
+                <w:sz w:val="22"/>
+                <w:szCs w:val="22"/>
+              </w:rPr>
+              <w:t>凹透镜焦距计算</w:t>
+            </w:r>
+            <w:r>
               <w:rPr>
                 <w:rFonts w:eastAsia="黑体"/>
                 <w:sz w:val="22"/>
                 <w:szCs w:val="22"/>
               </w:rPr>
-            </w:pPr>
-          </w:p>
-          <w:p>
-            <w:pPr>
-              <w:spacing w:line="360" w:lineRule="auto"/>
+              <w:br w:type="textWrapping"/>
+            </w:r>
+            <w:r>
+              <w:rPr>
+                <w:rFonts w:hint="eastAsia" w:eastAsia="黑体"/>
+                <w:sz w:val="22"/>
+                <w:szCs w:val="22"/>
+              </w:rPr>
+              <w:t>6次测量平均焦距绝对值：</w:t>
+            </w:r>
+            <m:oMath>
+              <m:acc>
+                <m:accPr>
+                  <m:chr m:val="‾"/>
+                  <m:ctrlPr>
+                    <w:rPr>
+                      <w:rFonts w:eastAsia="黑体"/>
+                      <w:sz w:val="22"/>
+                      <w:szCs w:val="22"/>
+                    </w:rPr>
+                  </m:ctrlPr>
+                </m:accPr>
+                <m:e>
+                  <m:d>
+                    <m:dPr>
+                      <m:begChr m:val="|"/>
+                      <m:sepChr m:val=""/>
+                      <m:endChr m:val="|"/>
+                      <m:ctrlPr>
+                        <w:rPr>
+                          <w:rFonts w:eastAsia="黑体"/>
+                          <w:sz w:val="22"/>
+                          <w:szCs w:val="22"/>
+                        </w:rPr>
+                      </m:ctrlPr>
+                    </m:dPr>
+                    <m:e>
+                      <m:sSub>
+                        <m:sSubPr>
+                          <m:ctrlPr>
+                            <w:rPr>
+                              <w:rFonts w:eastAsia="黑体"/>
+                              <w:sz w:val="22"/>
+                              <w:szCs w:val="22"/>
+                            </w:rPr>
+                          </m:ctrlPr>
+                        </m:sSubPr>
+                        <m:e>
+                          <m:r>
+                            <m:rPr>
+                              <m:sty m:val="p"/>
+                            </m:rPr>
+                            <w:rPr>
+                              <w:rFonts w:ascii="Times New Roman" w:hAnsi="Times New Roman" w:eastAsia="黑体"/>
+                              <w:sz w:val="22"/>
+                              <w:szCs w:val="22"/>
+                            </w:rPr>
+                            <m:t>f</m:t>
+                          </m:r>
+                          <m:ctrlPr>
+                            <w:rPr>
+                              <w:rFonts w:eastAsia="黑体"/>
+                              <w:sz w:val="22"/>
+                              <w:szCs w:val="22"/>
+                            </w:rPr>
+                          </m:ctrlPr>
+                        </m:e>
+                        <m:sub>
+                          <m:r>
+                            <m:rPr>
+                              <m:sty m:val="p"/>
+                            </m:rPr>
+                            <w:rPr>
+                              <w:rFonts w:ascii="Times New Roman" w:hAnsi="Times New Roman" w:eastAsia="黑体"/>
+                              <w:sz w:val="22"/>
+                              <w:szCs w:val="22"/>
+                            </w:rPr>
+                            <m:t>凹</m:t>
+                          </m:r>
+                          <m:ctrlPr>
+                            <w:rPr>
+                              <w:rFonts w:eastAsia="黑体"/>
+                              <w:sz w:val="22"/>
+                              <w:szCs w:val="22"/>
+                            </w:rPr>
+                          </m:ctrlPr>
+                        </m:sub>
+                      </m:sSub>
+                      <m:ctrlPr>
+                        <w:rPr>
+                          <w:rFonts w:eastAsia="黑体"/>
+                          <w:sz w:val="22"/>
+                          <w:szCs w:val="22"/>
+                        </w:rPr>
+                      </m:ctrlPr>
+                    </m:e>
+                  </m:d>
+                  <m:ctrlPr>
+                    <w:rPr>
+                      <w:rFonts w:eastAsia="黑体"/>
+                      <w:sz w:val="22"/>
+                      <w:szCs w:val="22"/>
+                    </w:rPr>
+                  </m:ctrlPr>
+                </m:e>
+              </m:acc>
+              <m:r>
+                <m:rPr>
+                  <m:sty m:val="p"/>
+                </m:rPr>
+                <w:rPr>
+                  <w:rFonts w:ascii="Times New Roman" w:hAnsi="Times New Roman" w:eastAsia="黑体"/>
+                  <w:sz w:val="22"/>
+                  <w:szCs w:val="22"/>
+                </w:rPr>
+                <m:t>=</m:t>
+              </m:r>
+              <m:f>
+                <m:fPr>
+                  <m:ctrlPr>
+                    <w:rPr>
+                      <w:rFonts w:eastAsia="黑体"/>
+                      <w:sz w:val="22"/>
+                      <w:szCs w:val="22"/>
+                    </w:rPr>
+                  </m:ctrlPr>
+                </m:fPr>
+                <m:num>
+                  <m:r>
+                    <m:rPr>
+                      <m:sty m:val="p"/>
+                    </m:rPr>
+                    <w:rPr>
+                      <w:rFonts w:ascii="Times New Roman" w:hAnsi="Times New Roman" w:eastAsia="黑体"/>
+                      <w:sz w:val="22"/>
+                      <w:szCs w:val="22"/>
+                    </w:rPr>
+                    <m:t>5.49+5.00+5.40+5.00+5.00+5.00</m:t>
+                  </m:r>
+                  <m:ctrlPr>
+                    <w:rPr>
+                      <w:rFonts w:eastAsia="黑体"/>
+                      <w:sz w:val="22"/>
+                      <w:szCs w:val="22"/>
+                    </w:rPr>
+                  </m:ctrlPr>
+                </m:num>
+                <m:den>
+                  <m:r>
+                    <m:rPr>
+                      <m:sty m:val="p"/>
+                    </m:rPr>
+                    <w:rPr>
+                      <w:rFonts w:ascii="Times New Roman" w:hAnsi="Times New Roman" w:eastAsia="黑体"/>
+                      <w:sz w:val="22"/>
+                      <w:szCs w:val="22"/>
+                    </w:rPr>
+                    <m:t>6</m:t>
+                  </m:r>
+                  <m:ctrlPr>
+                    <w:rPr>
+                      <w:rFonts w:eastAsia="黑体"/>
+                      <w:sz w:val="22"/>
+                      <w:szCs w:val="22"/>
+                    </w:rPr>
+                  </m:ctrlPr>
+                </m:den>
+              </m:f>
+              <m:r>
+                <m:rPr>
+                  <m:sty m:val="p"/>
+                </m:rPr>
+                <w:rPr>
+                  <w:rFonts w:ascii="Times New Roman" w:hAnsi="Times New Roman" w:eastAsia="黑体"/>
+                  <w:sz w:val="22"/>
+                  <w:szCs w:val="22"/>
+                </w:rPr>
+                <m:t>≈5.15cm</m:t>
+              </m:r>
+            </m:oMath>
+            <w:r>
+              <w:rPr>
+                <w:rFonts w:hint="eastAsia" w:eastAsia="黑体"/>
+                <w:sz w:val="22"/>
+                <w:szCs w:val="22"/>
+              </w:rPr>
+              <w:t>，平均焦距</w:t>
+            </w:r>
+            <m:oMath>
+              <m:acc>
+                <m:accPr>
+                  <m:chr m:val="‾"/>
+                  <m:ctrlPr>
+                    <w:rPr>
+                      <w:rFonts w:eastAsia="黑体"/>
+                      <w:sz w:val="22"/>
+                      <w:szCs w:val="22"/>
+                    </w:rPr>
+                  </m:ctrlPr>
+                </m:accPr>
+                <m:e>
+                  <m:sSub>
+                    <m:sSubPr>
+                      <m:ctrlPr>
+                        <w:rPr>
+                          <w:rFonts w:eastAsia="黑体"/>
+                          <w:sz w:val="22"/>
+                          <w:szCs w:val="22"/>
+                        </w:rPr>
+                      </m:ctrlPr>
+                    </m:sSubPr>
+                    <m:e>
+                      <m:r>
+                        <m:rPr>
+                          <m:sty m:val="p"/>
+                        </m:rPr>
+                        <w:rPr>
+                          <w:rFonts w:ascii="Times New Roman" w:hAnsi="Times New Roman" w:eastAsia="黑体"/>
+                          <w:sz w:val="22"/>
+                          <w:szCs w:val="22"/>
+                        </w:rPr>
+                        <m:t>f</m:t>
+                      </m:r>
+                      <m:ctrlPr>
+                        <w:rPr>
+                          <w:rFonts w:eastAsia="黑体"/>
+                          <w:sz w:val="22"/>
+                          <w:szCs w:val="22"/>
+                        </w:rPr>
+                      </m:ctrlPr>
+                    </m:e>
+                    <m:sub>
+                      <m:r>
+                        <m:rPr>
+                          <m:sty m:val="p"/>
+                        </m:rPr>
+                        <w:rPr>
+                          <w:rFonts w:ascii="Times New Roman" w:hAnsi="Times New Roman" w:eastAsia="黑体"/>
+                          <w:sz w:val="22"/>
+                          <w:szCs w:val="22"/>
+                        </w:rPr>
+                        <m:t>凹</m:t>
+                      </m:r>
+                      <m:ctrlPr>
+                        <w:rPr>
+                          <w:rFonts w:eastAsia="黑体"/>
+                          <w:sz w:val="22"/>
+                          <w:szCs w:val="22"/>
+                        </w:rPr>
+                      </m:ctrlPr>
+                    </m:sub>
+                  </m:sSub>
+                  <m:ctrlPr>
+                    <w:rPr>
+                      <w:rFonts w:eastAsia="黑体"/>
+                      <w:sz w:val="22"/>
+                      <w:szCs w:val="22"/>
+                    </w:rPr>
+                  </m:ctrlPr>
+                </m:e>
+              </m:acc>
+              <m:r>
+                <m:rPr>
+                  <m:sty m:val="p"/>
+                </m:rPr>
+                <w:rPr>
+                  <w:rFonts w:ascii="Times New Roman" w:hAnsi="Times New Roman" w:eastAsia="黑体"/>
+                  <w:sz w:val="22"/>
+                  <w:szCs w:val="22"/>
+                </w:rPr>
+                <m:t>=−5.15cm</m:t>
+              </m:r>
+            </m:oMath>
+            <w:r>
               <w:rPr>
                 <w:rFonts w:eastAsia="黑体"/>
                 <w:sz w:val="22"/>
                 <w:szCs w:val="22"/>
               </w:rPr>
-            </w:pPr>
-          </w:p>
-          <w:p>
-            <w:pPr>
-              <w:spacing w:line="360" w:lineRule="auto"/>
-              <w:rPr>
-                <w:rFonts w:eastAsia="黑体"/>
+              <w:br w:type="textWrapping"/>
+            </w:r>
+            <w:r>
+              <w:rPr>
+                <w:rFonts w:hint="eastAsia" w:eastAsia="黑体"/>
                 <w:sz w:val="22"/>
                 <w:szCs w:val="22"/>
               </w:rPr>
-            </w:pPr>
+              <w:t>相对百分比误差：</w:t>
+            </w:r>
+            <m:oMath>
+              <m:sSub>
+                <m:sSubPr>
+                  <m:ctrlPr>
+                    <w:rPr>
+                      <w:rFonts w:eastAsia="黑体"/>
+                      <w:sz w:val="22"/>
+                      <w:szCs w:val="22"/>
+                    </w:rPr>
+                  </m:ctrlPr>
+                </m:sSubPr>
+                <m:e>
+                  <m:r>
+                    <m:rPr>
+                      <m:sty m:val="p"/>
+                    </m:rPr>
+                    <w:rPr>
+                      <w:rFonts w:ascii="Times New Roman" w:hAnsi="Times New Roman" w:eastAsia="黑体"/>
+                      <w:sz w:val="22"/>
+                      <w:szCs w:val="22"/>
+                    </w:rPr>
+                    <m:t>E</m:t>
+                  </m:r>
+                  <m:ctrlPr>
+                    <w:rPr>
+                      <w:rFonts w:eastAsia="黑体"/>
+                      <w:sz w:val="22"/>
+                      <w:szCs w:val="22"/>
+                    </w:rPr>
+                  </m:ctrlPr>
+                </m:e>
+                <m:sub>
+                  <m:r>
+                    <m:rPr>
+                      <m:sty m:val="p"/>
+                    </m:rPr>
+                    <w:rPr>
+                      <w:rFonts w:ascii="Times New Roman" w:hAnsi="Times New Roman" w:eastAsia="黑体"/>
+                      <w:sz w:val="22"/>
+                      <w:szCs w:val="22"/>
+                    </w:rPr>
+                    <m:t>凹</m:t>
+                  </m:r>
+                  <m:ctrlPr>
+                    <w:rPr>
+                      <w:rFonts w:eastAsia="黑体"/>
+                      <w:sz w:val="22"/>
+                      <w:szCs w:val="22"/>
+                    </w:rPr>
+                  </m:ctrlPr>
+                </m:sub>
+              </m:sSub>
+              <m:r>
+                <m:rPr>
+                  <m:sty m:val="p"/>
+                </m:rPr>
+                <w:rPr>
+                  <w:rFonts w:ascii="Times New Roman" w:hAnsi="Times New Roman" w:eastAsia="黑体"/>
+                  <w:sz w:val="22"/>
+                  <w:szCs w:val="22"/>
+                </w:rPr>
+                <m:t>=</m:t>
+              </m:r>
+              <m:f>
+                <m:fPr>
+                  <m:ctrlPr>
+                    <w:rPr>
+                      <w:rFonts w:eastAsia="黑体"/>
+                      <w:sz w:val="22"/>
+                      <w:szCs w:val="22"/>
+                    </w:rPr>
+                  </m:ctrlPr>
+                </m:fPr>
+                <m:num>
+                  <m:d>
+                    <m:dPr>
+                      <m:begChr m:val="|"/>
+                      <m:sepChr m:val=""/>
+                      <m:endChr m:val="|"/>
+                      <m:ctrlPr>
+                        <w:rPr>
+                          <w:rFonts w:eastAsia="黑体"/>
+                          <w:sz w:val="22"/>
+                          <w:szCs w:val="22"/>
+                        </w:rPr>
+                      </m:ctrlPr>
+                    </m:dPr>
+                    <m:e>
+                      <m:acc>
+                        <m:accPr>
+                          <m:chr m:val="‾"/>
+                          <m:ctrlPr>
+                            <w:rPr>
+                              <w:rFonts w:eastAsia="黑体"/>
+                              <w:sz w:val="22"/>
+                              <w:szCs w:val="22"/>
+                            </w:rPr>
+                          </m:ctrlPr>
+                        </m:accPr>
+                        <m:e>
+                          <m:d>
+                            <m:dPr>
+                              <m:begChr m:val="|"/>
+                              <m:sepChr m:val=""/>
+                              <m:endChr m:val="|"/>
+                              <m:ctrlPr>
+                                <w:rPr>
+                                  <w:rFonts w:eastAsia="黑体"/>
+                                  <w:sz w:val="22"/>
+                                  <w:szCs w:val="22"/>
+                                </w:rPr>
+                              </m:ctrlPr>
+                            </m:dPr>
+                            <m:e>
+                              <m:sSub>
+                                <m:sSubPr>
+                                  <m:ctrlPr>
+                                    <w:rPr>
+                                      <w:rFonts w:eastAsia="黑体"/>
+                                      <w:sz w:val="22"/>
+                                      <w:szCs w:val="22"/>
+                                    </w:rPr>
+                                  </m:ctrlPr>
+                                </m:sSubPr>
+                                <m:e>
+                                  <m:r>
+                                    <m:rPr>
+                                      <m:sty m:val="p"/>
+                                    </m:rPr>
+                                    <w:rPr>
+                                      <w:rFonts w:ascii="Times New Roman" w:hAnsi="Times New Roman" w:eastAsia="黑体"/>
+                                      <w:sz w:val="22"/>
+                                      <w:szCs w:val="22"/>
+                                    </w:rPr>
+                                    <m:t>f</m:t>
+                                  </m:r>
+                                  <m:ctrlPr>
+                                    <w:rPr>
+                                      <w:rFonts w:eastAsia="黑体"/>
+                                      <w:sz w:val="22"/>
+                                      <w:szCs w:val="22"/>
+                                    </w:rPr>
+                                  </m:ctrlPr>
+                                </m:e>
+                                <m:sub>
+                                  <m:r>
+                                    <m:rPr>
+                                      <m:sty m:val="p"/>
+                                    </m:rPr>
+                                    <w:rPr>
+                                      <w:rFonts w:ascii="Times New Roman" w:hAnsi="Times New Roman" w:eastAsia="黑体"/>
+                                      <w:sz w:val="22"/>
+                                      <w:szCs w:val="22"/>
+                                    </w:rPr>
+                                    <m:t>凹</m:t>
+                                  </m:r>
+                                  <m:ctrlPr>
+                                    <w:rPr>
+                                      <w:rFonts w:eastAsia="黑体"/>
+                                      <w:sz w:val="22"/>
+                                      <w:szCs w:val="22"/>
+                                    </w:rPr>
+                                  </m:ctrlPr>
+                                </m:sub>
+                              </m:sSub>
+                              <m:ctrlPr>
+                                <w:rPr>
+                                  <w:rFonts w:eastAsia="黑体"/>
+                                  <w:sz w:val="22"/>
+                                  <w:szCs w:val="22"/>
+                                </w:rPr>
+                              </m:ctrlPr>
+                            </m:e>
+                          </m:d>
+                          <m:ctrlPr>
+                            <w:rPr>
+                              <w:rFonts w:eastAsia="黑体"/>
+                              <w:sz w:val="22"/>
+                              <w:szCs w:val="22"/>
+                            </w:rPr>
+                          </m:ctrlPr>
+                        </m:e>
+                      </m:acc>
+                      <m:r>
+                        <m:rPr>
+                          <m:sty m:val="p"/>
+                        </m:rPr>
+                        <w:rPr>
+                          <w:rFonts w:ascii="Times New Roman" w:hAnsi="Times New Roman" w:eastAsia="黑体"/>
+                          <w:sz w:val="22"/>
+                          <w:szCs w:val="22"/>
+                        </w:rPr>
+                        <m:t>−</m:t>
+                      </m:r>
+                      <m:ctrlPr>
+                        <w:rPr>
+                          <w:rFonts w:eastAsia="黑体"/>
+                          <w:sz w:val="22"/>
+                          <w:szCs w:val="22"/>
+                        </w:rPr>
+                      </m:ctrlPr>
+                    </m:e>
+                  </m:d>
+                  <m:sSub>
+                    <m:sSubPr>
+                      <m:ctrlPr>
+                        <w:rPr>
+                          <w:rFonts w:eastAsia="黑体"/>
+                          <w:sz w:val="22"/>
+                          <w:szCs w:val="22"/>
+                        </w:rPr>
+                      </m:ctrlPr>
+                    </m:sSubPr>
+                    <m:e>
+                      <m:r>
+                        <m:rPr>
+                          <m:sty m:val="p"/>
+                        </m:rPr>
+                        <w:rPr>
+                          <w:rFonts w:ascii="Times New Roman" w:hAnsi="Times New Roman" w:eastAsia="黑体"/>
+                          <w:sz w:val="22"/>
+                          <w:szCs w:val="22"/>
+                        </w:rPr>
+                        <m:t>f</m:t>
+                      </m:r>
+                      <m:ctrlPr>
+                        <w:rPr>
+                          <w:rFonts w:eastAsia="黑体"/>
+                          <w:sz w:val="22"/>
+                          <w:szCs w:val="22"/>
+                        </w:rPr>
+                      </m:ctrlPr>
+                    </m:e>
+                    <m:sub>
+                      <m:r>
+                        <m:rPr>
+                          <m:sty m:val="p"/>
+                        </m:rPr>
+                        <w:rPr>
+                          <w:rFonts w:ascii="Times New Roman" w:hAnsi="Times New Roman" w:eastAsia="黑体"/>
+                          <w:sz w:val="22"/>
+                          <w:szCs w:val="22"/>
+                        </w:rPr>
+                        <m:t>凹0</m:t>
+                      </m:r>
+                      <m:ctrlPr>
+                        <w:rPr>
+                          <w:rFonts w:eastAsia="黑体"/>
+                          <w:sz w:val="22"/>
+                          <w:szCs w:val="22"/>
+                        </w:rPr>
+                      </m:ctrlPr>
+                    </m:sub>
+                  </m:sSub>
+                  <m:r>
+                    <m:rPr>
+                      <m:sty m:val="p"/>
+                    </m:rPr>
+                    <w:rPr>
+                      <w:rFonts w:ascii="Times New Roman" w:hAnsi="Times New Roman" w:eastAsia="黑体"/>
+                      <w:sz w:val="22"/>
+                      <w:szCs w:val="22"/>
+                    </w:rPr>
+                    <m:t>|</m:t>
+                  </m:r>
+                  <m:ctrlPr>
+                    <w:rPr>
+                      <w:rFonts w:eastAsia="黑体"/>
+                      <w:sz w:val="22"/>
+                      <w:szCs w:val="22"/>
+                    </w:rPr>
+                  </m:ctrlPr>
+                </m:num>
+                <m:den>
+                  <m:d>
+                    <m:dPr>
+                      <m:begChr m:val="|"/>
+                      <m:sepChr m:val=""/>
+                      <m:endChr m:val="|"/>
+                      <m:ctrlPr>
+                        <w:rPr>
+                          <w:rFonts w:eastAsia="黑体"/>
+                          <w:sz w:val="22"/>
+                          <w:szCs w:val="22"/>
+                        </w:rPr>
+                      </m:ctrlPr>
+                    </m:dPr>
+                    <m:e>
+                      <m:sSub>
+                        <m:sSubPr>
+                          <m:ctrlPr>
+                            <w:rPr>
+                              <w:rFonts w:eastAsia="黑体"/>
+                              <w:sz w:val="22"/>
+                              <w:szCs w:val="22"/>
+                            </w:rPr>
+                          </m:ctrlPr>
+                        </m:sSubPr>
+                        <m:e>
+                          <m:r>
+                            <m:rPr>
+                              <m:sty m:val="p"/>
+                            </m:rPr>
+                            <w:rPr>
+                              <w:rFonts w:ascii="Times New Roman" w:hAnsi="Times New Roman" w:eastAsia="黑体"/>
+                              <w:sz w:val="22"/>
+                              <w:szCs w:val="22"/>
+                            </w:rPr>
+                            <m:t>f</m:t>
+                          </m:r>
+                          <m:ctrlPr>
+                            <w:rPr>
+                              <w:rFonts w:eastAsia="黑体"/>
+                              <w:sz w:val="22"/>
+                              <w:szCs w:val="22"/>
+                            </w:rPr>
+                          </m:ctrlPr>
+                        </m:e>
+                        <m:sub>
+                          <m:r>
+                            <m:rPr>
+                              <m:sty m:val="p"/>
+                            </m:rPr>
+                            <w:rPr>
+                              <w:rFonts w:ascii="Times New Roman" w:hAnsi="Times New Roman" w:eastAsia="黑体"/>
+                              <w:sz w:val="22"/>
+                              <w:szCs w:val="22"/>
+                            </w:rPr>
+                            <m:t>凹0</m:t>
+                          </m:r>
+                          <m:ctrlPr>
+                            <w:rPr>
+                              <w:rFonts w:eastAsia="黑体"/>
+                              <w:sz w:val="22"/>
+                              <w:szCs w:val="22"/>
+                            </w:rPr>
+                          </m:ctrlPr>
+                        </m:sub>
+                      </m:sSub>
+                      <m:ctrlPr>
+                        <w:rPr>
+                          <w:rFonts w:eastAsia="黑体"/>
+                          <w:sz w:val="22"/>
+                          <w:szCs w:val="22"/>
+                        </w:rPr>
+                      </m:ctrlPr>
+                    </m:e>
+                  </m:d>
+                  <m:ctrlPr>
+                    <w:rPr>
+                      <w:rFonts w:eastAsia="黑体"/>
+                      <w:sz w:val="22"/>
+                      <w:szCs w:val="22"/>
+                    </w:rPr>
+                  </m:ctrlPr>
+                </m:den>
+              </m:f>
+              <m:r>
+                <m:rPr>
+                  <m:sty m:val="p"/>
+                </m:rPr>
+                <w:rPr>
+                  <w:rFonts w:ascii="Times New Roman" w:hAnsi="Times New Roman" w:eastAsia="黑体"/>
+                  <w:sz w:val="22"/>
+                  <w:szCs w:val="22"/>
+                </w:rPr>
+                <m:t>×100%=</m:t>
+              </m:r>
+              <m:f>
+                <m:fPr>
+                  <m:ctrlPr>
+                    <w:rPr>
+                      <w:rFonts w:eastAsia="黑体"/>
+                      <w:sz w:val="22"/>
+                      <w:szCs w:val="22"/>
+                    </w:rPr>
+                  </m:ctrlPr>
+                </m:fPr>
+                <m:num>
+                  <m:d>
+                    <m:dPr>
+                      <m:begChr m:val="|"/>
+                      <m:sepChr m:val=""/>
+                      <m:endChr m:val="|"/>
+                      <m:ctrlPr>
+                        <w:rPr>
+                          <w:rFonts w:eastAsia="黑体"/>
+                          <w:sz w:val="22"/>
+                          <w:szCs w:val="22"/>
+                        </w:rPr>
+                      </m:ctrlPr>
+                    </m:dPr>
+                    <m:e>
+                      <m:r>
+                        <m:rPr>
+                          <m:sty m:val="p"/>
+                        </m:rPr>
+                        <w:rPr>
+                          <w:rFonts w:ascii="Times New Roman" w:hAnsi="Times New Roman" w:eastAsia="黑体"/>
+                          <w:sz w:val="22"/>
+                          <w:szCs w:val="22"/>
+                        </w:rPr>
+                        <m:t>5.15−5.00</m:t>
+                      </m:r>
+                      <m:ctrlPr>
+                        <w:rPr>
+                          <w:rFonts w:eastAsia="黑体"/>
+                          <w:sz w:val="22"/>
+                          <w:szCs w:val="22"/>
+                        </w:rPr>
+                      </m:ctrlPr>
+                    </m:e>
+                  </m:d>
+                  <m:ctrlPr>
+                    <w:rPr>
+                      <w:rFonts w:eastAsia="黑体"/>
+                      <w:sz w:val="22"/>
+                      <w:szCs w:val="22"/>
+                    </w:rPr>
+                  </m:ctrlPr>
+                </m:num>
+                <m:den>
+                  <m:r>
+                    <m:rPr>
+                      <m:sty m:val="p"/>
+                    </m:rPr>
+                    <w:rPr>
+                      <w:rFonts w:ascii="Times New Roman" w:hAnsi="Times New Roman" w:eastAsia="黑体"/>
+                      <w:sz w:val="22"/>
+                      <w:szCs w:val="22"/>
+                    </w:rPr>
+                    <m:t>5.00</m:t>
+                  </m:r>
+                  <m:ctrlPr>
+                    <w:rPr>
+                      <w:rFonts w:eastAsia="黑体"/>
+                      <w:sz w:val="22"/>
+                      <w:szCs w:val="22"/>
+                    </w:rPr>
+                  </m:ctrlPr>
+                </m:den>
+              </m:f>
+              <m:r>
+                <m:rPr>
+                  <m:sty m:val="p"/>
+                </m:rPr>
+                <w:rPr>
+                  <w:rFonts w:ascii="Times New Roman" w:hAnsi="Times New Roman" w:eastAsia="黑体"/>
+                  <w:sz w:val="22"/>
+                  <w:szCs w:val="22"/>
+                </w:rPr>
+                <m:t>×100%=3%</m:t>
+              </m:r>
+            </m:oMath>
           </w:p>
           <w:p>
             <w:pPr>
               <w:spacing w:line="360" w:lineRule="auto"/>
-              <w:rPr>
-                <w:rFonts w:eastAsia="黑体"/>
+              <m:rPr/>
+              <w:rPr>
+                <w:rFonts w:hAnsi="Times New Roman" w:eastAsia="黑体"/>
+                <w:i w:val="0"/>
                 <w:sz w:val="22"/>
                 <w:szCs w:val="22"/>
               </w:rPr>
             </w:pPr>
-          </w:p>
-          <w:p>
-            <w:pPr>
-              <w:spacing w:line="360" w:lineRule="auto"/>
-              <w:rPr>
-                <w:rFonts w:eastAsia="黑体"/>
+            <w:bookmarkStart w:id="0" w:name="_GoBack"/>
+            <w:r>
+              <m:rPr/>
+              <w:rPr>
+                <w:rFonts w:hAnsi="Times New Roman" w:eastAsia="黑体"/>
+                <w:i w:val="0"/>
                 <w:sz w:val="22"/>
                 <w:szCs w:val="22"/>
               </w:rPr>
-            </w:pPr>
-          </w:p>
-          <w:p>
-            <w:pPr>
-              <w:spacing w:line="360" w:lineRule="auto"/>
-              <w:rPr>
-                <w:rFonts w:eastAsia="黑体"/>
-                <w:sz w:val="22"/>
-                <w:szCs w:val="22"/>
-              </w:rPr>
-            </w:pPr>
-          </w:p>
-          <w:p>
-            <w:pPr>
-              <w:spacing w:line="360" w:lineRule="auto"/>
-              <w:rPr>
-                <w:rFonts w:eastAsia="黑体"/>
-                <w:sz w:val="22"/>
-                <w:szCs w:val="22"/>
-              </w:rPr>
-            </w:pPr>
-          </w:p>
-          <w:p>
-            <w:pPr>
-              <w:spacing w:line="360" w:lineRule="auto"/>
-              <w:rPr>
-                <w:rFonts w:eastAsia="黑体"/>
-                <w:sz w:val="22"/>
-                <w:szCs w:val="22"/>
-              </w:rPr>
-            </w:pPr>
-          </w:p>
-          <w:p>
-            <w:pPr>
-              <w:spacing w:line="360" w:lineRule="auto"/>
-              <w:rPr>
-                <w:rFonts w:eastAsia="黑体"/>
-                <w:bCs/>
-                <w:sz w:val="24"/>
-              </w:rPr>
-            </w:pPr>
+              <w:drawing>
+                <wp:inline distT="0" distB="0" distL="114300" distR="114300">
+                  <wp:extent cx="4899660" cy="2298700"/>
+                  <wp:effectExtent l="0" t="0" r="2540" b="0"/>
+                  <wp:docPr id="7" name="图片 1"/>
+                  <wp:cNvGraphicFramePr>
+                    <a:graphicFrameLocks xmlns:a="http://schemas.openxmlformats.org/drawingml/2006/main" noChangeAspect="1"/>
+                  </wp:cNvGraphicFramePr>
+                  <a:graphic xmlns:a="http://schemas.openxmlformats.org/drawingml/2006/main">
+                    <a:graphicData uri="http://schemas.openxmlformats.org/drawingml/2006/picture">
+                      <pic:pic xmlns:pic="http://schemas.openxmlformats.org/drawingml/2006/picture">
+                        <pic:nvPicPr>
+                          <pic:cNvPr id="7" name="图片 1"/>
+                          <pic:cNvPicPr>
+                            <a:picLocks noChangeAspect="1"/>
+                          </pic:cNvPicPr>
+                        </pic:nvPicPr>
+                        <pic:blipFill>
+                          <a:blip r:embed="rId10"/>
+                          <a:stretch>
+                            <a:fillRect/>
+                          </a:stretch>
+                        </pic:blipFill>
+                        <pic:spPr>
+                          <a:xfrm>
+                            <a:off x="0" y="0"/>
+                            <a:ext cx="4899660" cy="2298700"/>
+                          </a:xfrm>
+                          <a:prstGeom prst="rect">
+                            <a:avLst/>
+                          </a:prstGeom>
+                          <a:noFill/>
+                          <a:ln>
+                            <a:noFill/>
+                          </a:ln>
+                        </pic:spPr>
+                      </pic:pic>
+                    </a:graphicData>
+                  </a:graphic>
+                </wp:inline>
+              </w:drawing>
+            </w:r>
+            <w:bookmarkEnd w:id="0"/>
           </w:p>
         </w:tc>
       </w:tr>
@@ -2442,182 +3817,41 @@
           <w:p>
             <w:pPr>
               <w:rPr>
-                <w:rFonts w:ascii="黑体" w:hAnsi="黑体" w:eastAsia="黑体"/>
+                <w:rFonts w:hint="eastAsia" w:ascii="黑体" w:hAnsi="黑体" w:eastAsia="黑体"/>
                 <w:bCs/>
                 <w:sz w:val="22"/>
                 <w:szCs w:val="22"/>
               </w:rPr>
             </w:pPr>
-          </w:p>
-          <w:p>
-            <w:pPr>
-              <w:rPr>
-                <w:rFonts w:ascii="黑体" w:hAnsi="黑体" w:eastAsia="黑体"/>
+            <w:r>
+              <w:rPr>
+                <w:rFonts w:hint="eastAsia" w:ascii="黑体" w:hAnsi="黑体" w:eastAsia="黑体"/>
                 <w:bCs/>
                 <w:sz w:val="22"/>
                 <w:szCs w:val="22"/>
               </w:rPr>
-            </w:pPr>
-          </w:p>
-          <w:p>
-            <w:pPr>
-              <w:rPr>
-                <w:rFonts w:ascii="黑体" w:hAnsi="黑体" w:eastAsia="黑体"/>
+              <w:t>标称焦距100mm的凸透镜，测量平均焦距为$\boldsymbol{10.01\pm0.1cm}$，相对误差0.1%，与标称值吻合度极高；</w:t>
+            </w:r>
+          </w:p>
+          <w:p>
+            <w:pPr>
+              <w:rPr>
+                <w:rFonts w:hint="eastAsia" w:ascii="黑体" w:hAnsi="黑体" w:eastAsia="黑体"/>
                 <w:bCs/>
                 <w:sz w:val="22"/>
                 <w:szCs w:val="22"/>
-              </w:rPr>
-            </w:pPr>
-          </w:p>
-          <w:p>
-            <w:pPr>
-              <w:rPr>
-                <w:rFonts w:ascii="黑体" w:hAnsi="黑体" w:eastAsia="黑体"/>
+                <w:lang w:eastAsia="zh-CN"/>
+              </w:rPr>
+            </w:pPr>
+            <w:r>
+              <w:rPr>
+                <w:rFonts w:hint="eastAsia" w:ascii="黑体" w:hAnsi="黑体" w:eastAsia="黑体"/>
                 <w:bCs/>
                 <w:sz w:val="22"/>
                 <w:szCs w:val="22"/>
               </w:rPr>
-            </w:pPr>
-          </w:p>
-          <w:p>
-            <w:pPr>
-              <w:rPr>
-                <w:rFonts w:ascii="黑体" w:hAnsi="黑体" w:eastAsia="黑体"/>
-                <w:bCs/>
-                <w:sz w:val="22"/>
-                <w:szCs w:val="22"/>
-              </w:rPr>
-            </w:pPr>
-          </w:p>
-          <w:p>
-            <w:pPr>
-              <w:rPr>
-                <w:rFonts w:ascii="黑体" w:hAnsi="黑体" w:eastAsia="黑体"/>
-                <w:bCs/>
-                <w:sz w:val="22"/>
-                <w:szCs w:val="22"/>
-              </w:rPr>
-            </w:pPr>
-          </w:p>
-          <w:p>
-            <w:pPr>
-              <w:rPr>
-                <w:rFonts w:ascii="黑体" w:hAnsi="黑体" w:eastAsia="黑体"/>
-                <w:bCs/>
-                <w:sz w:val="22"/>
-                <w:szCs w:val="22"/>
-              </w:rPr>
-            </w:pPr>
-          </w:p>
-          <w:p>
-            <w:pPr>
-              <w:rPr>
-                <w:rFonts w:ascii="黑体" w:hAnsi="黑体" w:eastAsia="黑体"/>
-                <w:bCs/>
-                <w:sz w:val="22"/>
-                <w:szCs w:val="22"/>
-              </w:rPr>
-            </w:pPr>
-          </w:p>
-          <w:p>
-            <w:pPr>
-              <w:rPr>
-                <w:rFonts w:ascii="黑体" w:hAnsi="黑体" w:eastAsia="黑体"/>
-                <w:bCs/>
-                <w:sz w:val="22"/>
-                <w:szCs w:val="22"/>
-              </w:rPr>
-            </w:pPr>
-          </w:p>
-          <w:p>
-            <w:pPr>
-              <w:rPr>
-                <w:rFonts w:ascii="黑体" w:hAnsi="黑体" w:eastAsia="黑体"/>
-                <w:bCs/>
-                <w:sz w:val="22"/>
-                <w:szCs w:val="22"/>
-              </w:rPr>
-            </w:pPr>
-          </w:p>
-          <w:p>
-            <w:pPr>
-              <w:rPr>
-                <w:rFonts w:ascii="黑体" w:hAnsi="黑体" w:eastAsia="黑体"/>
-                <w:bCs/>
-                <w:sz w:val="22"/>
-                <w:szCs w:val="22"/>
-              </w:rPr>
-            </w:pPr>
-          </w:p>
-          <w:p>
-            <w:pPr>
-              <w:rPr>
-                <w:rFonts w:ascii="黑体" w:hAnsi="黑体" w:eastAsia="黑体"/>
-                <w:bCs/>
-                <w:sz w:val="22"/>
-                <w:szCs w:val="22"/>
-              </w:rPr>
-            </w:pPr>
-          </w:p>
-          <w:p>
-            <w:pPr>
-              <w:rPr>
-                <w:rFonts w:ascii="黑体" w:hAnsi="黑体" w:eastAsia="黑体"/>
-                <w:bCs/>
-                <w:sz w:val="22"/>
-                <w:szCs w:val="22"/>
-              </w:rPr>
-            </w:pPr>
-          </w:p>
-          <w:p>
-            <w:pPr>
-              <w:rPr>
-                <w:rFonts w:ascii="黑体" w:hAnsi="黑体" w:eastAsia="黑体"/>
-                <w:bCs/>
-                <w:sz w:val="22"/>
-                <w:szCs w:val="22"/>
-              </w:rPr>
-            </w:pPr>
-          </w:p>
-          <w:p>
-            <w:pPr>
-              <w:rPr>
-                <w:rFonts w:ascii="黑体" w:hAnsi="黑体" w:eastAsia="黑体"/>
-                <w:bCs/>
-                <w:sz w:val="22"/>
-                <w:szCs w:val="22"/>
-              </w:rPr>
-            </w:pPr>
-          </w:p>
-          <w:p>
-            <w:pPr>
-              <w:rPr>
-                <w:rFonts w:ascii="黑体" w:hAnsi="黑体" w:eastAsia="黑体"/>
-                <w:bCs/>
-                <w:sz w:val="22"/>
-                <w:szCs w:val="22"/>
-              </w:rPr>
-            </w:pPr>
-          </w:p>
-          <w:p>
-            <w:pPr>
-              <w:rPr>
-                <w:rFonts w:ascii="黑体" w:hAnsi="黑体" w:eastAsia="黑体"/>
-                <w:bCs/>
-                <w:sz w:val="22"/>
-                <w:szCs w:val="22"/>
-              </w:rPr>
-            </w:pPr>
-          </w:p>
-          <w:p>
-            <w:pPr>
-              <w:rPr>
-                <w:rFonts w:ascii="黑体" w:hAnsi="黑体" w:eastAsia="黑体"/>
-                <w:bCs/>
-                <w:sz w:val="22"/>
-                <w:szCs w:val="22"/>
-              </w:rPr>
-            </w:pPr>
+              <w:t>标称焦距-50mm的凹透镜，测量平均焦距为$\boldsymbol{-5.15\pm0.2cm}$，相对误差3%，测量结果在可接受误差范围内。</w:t>
+            </w:r>
           </w:p>
           <w:p>
             <w:pPr>
@@ -2679,51 +3913,182 @@
           <w:p>
             <w:pPr>
               <w:rPr>
-                <w:szCs w:val="21"/>
-              </w:rPr>
-            </w:pPr>
-          </w:p>
-          <w:p>
-            <w:pPr>
-              <w:rPr>
-                <w:szCs w:val="21"/>
-              </w:rPr>
-            </w:pPr>
-          </w:p>
-          <w:p>
-            <w:pPr>
-              <w:rPr>
-                <w:szCs w:val="21"/>
-              </w:rPr>
-            </w:pPr>
-          </w:p>
-          <w:p>
-            <w:pPr>
-              <w:rPr>
-                <w:szCs w:val="21"/>
-              </w:rPr>
-            </w:pPr>
-          </w:p>
-          <w:p>
-            <w:pPr>
-              <w:rPr>
-                <w:szCs w:val="21"/>
-              </w:rPr>
-            </w:pPr>
-          </w:p>
-          <w:p>
-            <w:pPr>
-              <w:rPr>
-                <w:szCs w:val="21"/>
-              </w:rPr>
-            </w:pPr>
-          </w:p>
-          <w:p>
-            <w:pPr>
-              <w:rPr>
-                <w:szCs w:val="21"/>
-              </w:rPr>
-            </w:pPr>
+                <w:rFonts w:hint="eastAsia"/>
+                <w:szCs w:val="21"/>
+              </w:rPr>
+            </w:pPr>
+            <w:r>
+              <w:rPr>
+                <w:rFonts w:hint="eastAsia"/>
+                <w:szCs w:val="21"/>
+              </w:rPr>
+              <w:t>实验总结</w:t>
+            </w:r>
+          </w:p>
+          <w:p>
+            <w:pPr>
+              <w:rPr>
+                <w:rFonts w:hint="eastAsia"/>
+                <w:szCs w:val="21"/>
+              </w:rPr>
+            </w:pPr>
+            <w:r>
+              <w:rPr>
+                <w:rFonts w:hint="eastAsia"/>
+                <w:szCs w:val="21"/>
+              </w:rPr>
+              <w:t>本次实验掌握了位移法测凸透镜焦距、自组望远镜测凹透镜焦距的原理与操作方法，实验中误差主要来源于对清晰像位置的判断误差、导轨读数误差，以及共轴调节不到位带来的系统误差。后续实验可通过多人多次判断清晰像位置取平均的方法进一步减小误差。</w:t>
+            </w:r>
+          </w:p>
+          <w:p>
+            <w:pPr>
+              <w:rPr>
+                <w:rFonts w:hint="eastAsia"/>
+                <w:szCs w:val="21"/>
+              </w:rPr>
+            </w:pPr>
+          </w:p>
+          <w:p>
+            <w:pPr>
+              <w:rPr>
+                <w:rFonts w:hint="eastAsia"/>
+                <w:szCs w:val="21"/>
+              </w:rPr>
+            </w:pPr>
+            <w:r>
+              <w:rPr>
+                <w:rFonts w:hint="eastAsia"/>
+                <w:szCs w:val="21"/>
+              </w:rPr>
+              <w:t>思考题</w:t>
+            </w:r>
+          </w:p>
+          <w:p>
+            <w:pPr>
+              <w:rPr>
+                <w:rFonts w:hint="eastAsia"/>
+                <w:szCs w:val="21"/>
+              </w:rPr>
+            </w:pPr>
+            <w:r>
+              <w:rPr>
+                <w:rFonts w:hint="eastAsia"/>
+                <w:szCs w:val="21"/>
+              </w:rPr>
+              <w:t>a. 位移法测凸透镜焦距的优点：</w:t>
+            </w:r>
+          </w:p>
+          <w:p>
+            <w:pPr>
+              <w:rPr>
+                <w:rFonts w:hint="eastAsia"/>
+                <w:szCs w:val="21"/>
+              </w:rPr>
+            </w:pPr>
+            <w:r>
+              <w:rPr>
+                <w:rFonts w:hint="eastAsia"/>
+                <w:szCs w:val="21"/>
+              </w:rPr>
+              <w:t>① 无需确定透镜主平面/中心位置，避免了透镜中心定位不准带来的系统误差；</w:t>
+            </w:r>
+          </w:p>
+          <w:p>
+            <w:pPr>
+              <w:rPr>
+                <w:rFonts w:hint="eastAsia"/>
+                <w:szCs w:val="21"/>
+              </w:rPr>
+            </w:pPr>
+            <w:r>
+              <w:rPr>
+                <w:rFonts w:hint="eastAsia"/>
+                <w:szCs w:val="21"/>
+              </w:rPr>
+              <w:t>② 仅需测量物像间距D和透镜位移d两个物理量，测量操作简单，误差来源少；</w:t>
+            </w:r>
+          </w:p>
+          <w:p>
+            <w:pPr>
+              <w:rPr>
+                <w:rFonts w:hint="eastAsia"/>
+                <w:szCs w:val="21"/>
+              </w:rPr>
+            </w:pPr>
+            <w:r>
+              <w:rPr>
+                <w:rFonts w:hint="eastAsia"/>
+                <w:szCs w:val="21"/>
+              </w:rPr>
+              <w:t>③ 物和像的位置都在屏上，对准精度远高于透镜中心对准精度，测量结果可靠性更高。</w:t>
+            </w:r>
+          </w:p>
+          <w:p>
+            <w:pPr>
+              <w:rPr>
+                <w:rFonts w:hint="eastAsia"/>
+                <w:szCs w:val="21"/>
+              </w:rPr>
+            </w:pPr>
+          </w:p>
+          <w:p>
+            <w:pPr>
+              <w:rPr>
+                <w:rFonts w:hint="eastAsia"/>
+                <w:szCs w:val="21"/>
+              </w:rPr>
+            </w:pPr>
+            <w:r>
+              <w:rPr>
+                <w:rFonts w:hint="eastAsia"/>
+                <w:szCs w:val="21"/>
+              </w:rPr>
+              <w:t>b. 共轴调节的具体方法：</w:t>
+            </w:r>
+          </w:p>
+          <w:p>
+            <w:pPr>
+              <w:rPr>
+                <w:rFonts w:hint="eastAsia"/>
+                <w:szCs w:val="21"/>
+              </w:rPr>
+            </w:pPr>
+            <w:r>
+              <w:rPr>
+                <w:rFonts w:hint="eastAsia"/>
+                <w:szCs w:val="21"/>
+              </w:rPr>
+              <w:t>分为粗调和细调两步：</w:t>
+            </w:r>
+          </w:p>
+          <w:p>
+            <w:pPr>
+              <w:rPr>
+                <w:rFonts w:hint="eastAsia"/>
+                <w:szCs w:val="21"/>
+              </w:rPr>
+            </w:pPr>
+            <w:r>
+              <w:rPr>
+                <w:rFonts w:hint="eastAsia"/>
+                <w:szCs w:val="21"/>
+              </w:rPr>
+              <w:t>① 粗调：将所有光学元件（光源、物屏、透镜、像屏等）靠拢在光具座上，目视调节各元件中心高度一致，元件平面互相平行且垂直于导轨，保证光轴大致与导轨平行；</w:t>
+            </w:r>
+          </w:p>
+          <w:p>
+            <w:pPr>
+              <w:rPr>
+                <w:szCs w:val="21"/>
+              </w:rPr>
+            </w:pPr>
+            <w:r>
+              <w:rPr>
+                <w:rFonts w:hint="eastAsia"/>
+                <w:szCs w:val="21"/>
+              </w:rPr>
+              <w:t>② 细调：利用位移法二次成像规律调节，保持物像间距D&gt;4f，移动透镜分别得到放大实像和缩小实像，若两次成像的中心不重合，微调透镜的高低、左右位置，直到两次成像的中心完全重合，即完成共轴调节。</w:t>
+            </w:r>
           </w:p>
           <w:p>
             <w:pPr>
@@ -2828,7 +4193,7 @@
           <w:p/>
           <w:tbl>
             <w:tblPr>
-              <w:tblStyle w:val="11"/>
+              <w:tblStyle w:val="12"/>
               <w:tblW w:w="7225" w:type="dxa"/>
               <w:tblInd w:w="214" w:type="dxa"/>
               <w:tblBorders>
@@ -3334,7 +4699,7 @@
 <w:ftr xmlns:wpc="http://schemas.microsoft.com/office/word/2010/wordprocessingCanvas" xmlns:mc="http://schemas.openxmlformats.org/markup-compatibility/2006" xmlns:o="urn:schemas-microsoft-com:office:office" xmlns:r="http://schemas.openxmlformats.org/officeDocument/2006/relationships" xmlns:m="http://schemas.openxmlformats.org/officeDocument/2006/math" xmlns:v="urn:schemas-microsoft-com:vml" xmlns:wp14="http://schemas.microsoft.com/office/word/2010/wordprocessingDrawing" xmlns:wp="http://schemas.openxmlformats.org/drawingml/2006/wordprocessingDrawing" xmlns:w10="urn:schemas-microsoft-com:office:word" xmlns:w="http://schemas.openxmlformats.org/wordprocessingml/2006/main" xmlns:w14="http://schemas.microsoft.com/office/word/2010/wordml" xmlns:w15="http://schemas.microsoft.com/office/word/2012/wordml" xmlns:wpg="http://schemas.microsoft.com/office/word/2010/wordprocessingGroup" xmlns:wpi="http://schemas.microsoft.com/office/word/2010/wordprocessingInk" xmlns:wne="http://schemas.microsoft.com/office/word/2006/wordml" xmlns:wps="http://schemas.microsoft.com/office/word/2010/wordprocessingShape" xmlns:wpsCustomData="http://www.wps.cn/officeDocument/2013/wpsCustomData" mc:Ignorable="w14 w15 wp14">
   <w:p>
     <w:pPr>
-      <w:pStyle w:val="6"/>
+      <w:pStyle w:val="7"/>
       <w:ind w:right="360"/>
     </w:pPr>
     <w:r>
@@ -3387,38 +4752,38 @@
                       <w:txbxContent>
                         <w:p>
                           <w:pPr>
-                            <w:pStyle w:val="6"/>
+                            <w:pStyle w:val="7"/>
                             <w:rPr>
-                              <w:rStyle w:val="14"/>
+                              <w:rStyle w:val="15"/>
                             </w:rPr>
                           </w:pPr>
                           <w:r>
                             <w:rPr>
-                              <w:rStyle w:val="14"/>
+                              <w:rStyle w:val="15"/>
                             </w:rPr>
                             <w:fldChar w:fldCharType="begin"/>
                           </w:r>
                           <w:r>
                             <w:rPr>
-                              <w:rStyle w:val="14"/>
+                              <w:rStyle w:val="15"/>
                             </w:rPr>
                             <w:instrText xml:space="preserve"> PAGE </w:instrText>
                           </w:r>
                           <w:r>
                             <w:rPr>
-                              <w:rStyle w:val="14"/>
+                              <w:rStyle w:val="15"/>
                             </w:rPr>
                             <w:fldChar w:fldCharType="separate"/>
                           </w:r>
                           <w:r>
                             <w:rPr>
-                              <w:rStyle w:val="14"/>
+                              <w:rStyle w:val="15"/>
                             </w:rPr>
                             <w:t>9</w:t>
                           </w:r>
                           <w:r>
                             <w:rPr>
-                              <w:rStyle w:val="14"/>
+                              <w:rStyle w:val="15"/>
                             </w:rPr>
                             <w:fldChar w:fldCharType="end"/>
                           </w:r>
@@ -3445,38 +4810,38 @@
                 <w:txbxContent>
                   <w:p>
                     <w:pPr>
-                      <w:pStyle w:val="6"/>
+                      <w:pStyle w:val="7"/>
                       <w:rPr>
-                        <w:rStyle w:val="14"/>
+                        <w:rStyle w:val="15"/>
                       </w:rPr>
                     </w:pPr>
                     <w:r>
                       <w:rPr>
-                        <w:rStyle w:val="14"/>
+                        <w:rStyle w:val="15"/>
                       </w:rPr>
                       <w:fldChar w:fldCharType="begin"/>
                     </w:r>
                     <w:r>
                       <w:rPr>
-                        <w:rStyle w:val="14"/>
+                        <w:rStyle w:val="15"/>
                       </w:rPr>
                       <w:instrText xml:space="preserve"> PAGE </w:instrText>
                     </w:r>
                     <w:r>
                       <w:rPr>
-                        <w:rStyle w:val="14"/>
+                        <w:rStyle w:val="15"/>
                       </w:rPr>
                       <w:fldChar w:fldCharType="separate"/>
                     </w:r>
                     <w:r>
                       <w:rPr>
-                        <w:rStyle w:val="14"/>
+                        <w:rStyle w:val="15"/>
                       </w:rPr>
                       <w:t>9</w:t>
                     </w:r>
                     <w:r>
                       <w:rPr>
-                        <w:rStyle w:val="14"/>
+                        <w:rStyle w:val="15"/>
                       </w:rPr>
                       <w:fldChar w:fldCharType="end"/>
                     </w:r>
@@ -3497,7 +4862,7 @@
 <w:ftr xmlns:wpc="http://schemas.microsoft.com/office/word/2010/wordprocessingCanvas" xmlns:mc="http://schemas.openxmlformats.org/markup-compatibility/2006" xmlns:o="urn:schemas-microsoft-com:office:office" xmlns:r="http://schemas.openxmlformats.org/officeDocument/2006/relationships" xmlns:m="http://schemas.openxmlformats.org/officeDocument/2006/math" xmlns:v="urn:schemas-microsoft-com:vml" xmlns:wp14="http://schemas.microsoft.com/office/word/2010/wordprocessingDrawing" xmlns:wp="http://schemas.openxmlformats.org/drawingml/2006/wordprocessingDrawing" xmlns:w10="urn:schemas-microsoft-com:office:word" xmlns:w="http://schemas.openxmlformats.org/wordprocessingml/2006/main" xmlns:w14="http://schemas.microsoft.com/office/word/2010/wordml" xmlns:w15="http://schemas.microsoft.com/office/word/2012/wordml" xmlns:wpg="http://schemas.microsoft.com/office/word/2010/wordprocessingGroup" xmlns:wpi="http://schemas.microsoft.com/office/word/2010/wordprocessingInk" xmlns:wne="http://schemas.microsoft.com/office/word/2006/wordml" xmlns:wps="http://schemas.microsoft.com/office/word/2010/wordprocessingShape" xmlns:wpsCustomData="http://www.wps.cn/officeDocument/2013/wpsCustomData" mc:Ignorable="w14 w15 wp14">
   <w:p>
     <w:pPr>
-      <w:pStyle w:val="6"/>
+      <w:pStyle w:val="7"/>
       <w:ind w:right="360"/>
     </w:pPr>
     <w:r>
@@ -3550,38 +4915,38 @@
                       <w:txbxContent>
                         <w:p>
                           <w:pPr>
-                            <w:pStyle w:val="6"/>
+                            <w:pStyle w:val="7"/>
                             <w:rPr>
-                              <w:rStyle w:val="14"/>
+                              <w:rStyle w:val="15"/>
                             </w:rPr>
                           </w:pPr>
                           <w:r>
                             <w:rPr>
-                              <w:rStyle w:val="14"/>
+                              <w:rStyle w:val="15"/>
                             </w:rPr>
                             <w:fldChar w:fldCharType="begin"/>
                           </w:r>
                           <w:r>
                             <w:rPr>
-                              <w:rStyle w:val="14"/>
+                              <w:rStyle w:val="15"/>
                             </w:rPr>
                             <w:instrText xml:space="preserve"> PAGE </w:instrText>
                           </w:r>
                           <w:r>
                             <w:rPr>
-                              <w:rStyle w:val="14"/>
+                              <w:rStyle w:val="15"/>
                             </w:rPr>
                             <w:fldChar w:fldCharType="separate"/>
                           </w:r>
                           <w:r>
                             <w:rPr>
-                              <w:rStyle w:val="14"/>
+                              <w:rStyle w:val="15"/>
                             </w:rPr>
                             <w:t>0</w:t>
                           </w:r>
                           <w:r>
                             <w:rPr>
-                              <w:rStyle w:val="14"/>
+                              <w:rStyle w:val="15"/>
                             </w:rPr>
                             <w:fldChar w:fldCharType="end"/>
                           </w:r>
@@ -3608,38 +4973,38 @@
                 <w:txbxContent>
                   <w:p>
                     <w:pPr>
-                      <w:pStyle w:val="6"/>
+                      <w:pStyle w:val="7"/>
                       <w:rPr>
-                        <w:rStyle w:val="14"/>
+                        <w:rStyle w:val="15"/>
                       </w:rPr>
                     </w:pPr>
                     <w:r>
                       <w:rPr>
-                        <w:rStyle w:val="14"/>
+                        <w:rStyle w:val="15"/>
                       </w:rPr>
                       <w:fldChar w:fldCharType="begin"/>
                     </w:r>
                     <w:r>
                       <w:rPr>
-                        <w:rStyle w:val="14"/>
+                        <w:rStyle w:val="15"/>
                       </w:rPr>
                       <w:instrText xml:space="preserve"> PAGE </w:instrText>
                     </w:r>
                     <w:r>
                       <w:rPr>
-                        <w:rStyle w:val="14"/>
+                        <w:rStyle w:val="15"/>
                       </w:rPr>
                       <w:fldChar w:fldCharType="separate"/>
                     </w:r>
                     <w:r>
                       <w:rPr>
-                        <w:rStyle w:val="14"/>
+                        <w:rStyle w:val="15"/>
                       </w:rPr>
                       <w:t>0</w:t>
                     </w:r>
                     <w:r>
                       <w:rPr>
-                        <w:rStyle w:val="14"/>
+                        <w:rStyle w:val="15"/>
                       </w:rPr>
                       <w:fldChar w:fldCharType="end"/>
                     </w:r>
@@ -3660,7 +5025,7 @@
 <w:ftr xmlns:wpc="http://schemas.microsoft.com/office/word/2010/wordprocessingCanvas" xmlns:mc="http://schemas.openxmlformats.org/markup-compatibility/2006" xmlns:o="urn:schemas-microsoft-com:office:office" xmlns:r="http://schemas.openxmlformats.org/officeDocument/2006/relationships" xmlns:m="http://schemas.openxmlformats.org/officeDocument/2006/math" xmlns:v="urn:schemas-microsoft-com:vml" xmlns:wp14="http://schemas.microsoft.com/office/word/2010/wordprocessingDrawing" xmlns:wp="http://schemas.openxmlformats.org/drawingml/2006/wordprocessingDrawing" xmlns:w10="urn:schemas-microsoft-com:office:word" xmlns:w="http://schemas.openxmlformats.org/wordprocessingml/2006/main" xmlns:w14="http://schemas.microsoft.com/office/word/2010/wordml" xmlns:w15="http://schemas.microsoft.com/office/word/2012/wordml" xmlns:wpg="http://schemas.microsoft.com/office/word/2010/wordprocessingGroup" xmlns:wpi="http://schemas.microsoft.com/office/word/2010/wordprocessingInk" xmlns:wne="http://schemas.microsoft.com/office/word/2006/wordml" xmlns:wps="http://schemas.microsoft.com/office/word/2010/wordprocessingShape" xmlns:wpsCustomData="http://www.wps.cn/officeDocument/2013/wpsCustomData" mc:Ignorable="w14 w15 wp14">
   <w:p>
     <w:pPr>
-      <w:pStyle w:val="6"/>
+      <w:pStyle w:val="7"/>
       <w:ind w:right="360"/>
     </w:pPr>
     <w:r>
@@ -3713,38 +5078,38 @@
                       <w:txbxContent>
                         <w:p>
                           <w:pPr>
-                            <w:pStyle w:val="6"/>
+                            <w:pStyle w:val="7"/>
                             <w:rPr>
-                              <w:rStyle w:val="14"/>
+                              <w:rStyle w:val="15"/>
                             </w:rPr>
                           </w:pPr>
                           <w:r>
                             <w:rPr>
-                              <w:rStyle w:val="14"/>
+                              <w:rStyle w:val="15"/>
                             </w:rPr>
                             <w:fldChar w:fldCharType="begin"/>
                           </w:r>
                           <w:r>
                             <w:rPr>
-                              <w:rStyle w:val="14"/>
+                              <w:rStyle w:val="15"/>
                             </w:rPr>
                             <w:instrText xml:space="preserve"> PAGE </w:instrText>
                           </w:r>
                           <w:r>
                             <w:rPr>
-                              <w:rStyle w:val="14"/>
+                              <w:rStyle w:val="15"/>
                             </w:rPr>
                             <w:fldChar w:fldCharType="separate"/>
                           </w:r>
                           <w:r>
                             <w:rPr>
-                              <w:rStyle w:val="14"/>
+                              <w:rStyle w:val="15"/>
                             </w:rPr>
                             <w:t>9</w:t>
                           </w:r>
                           <w:r>
                             <w:rPr>
-                              <w:rStyle w:val="14"/>
+                              <w:rStyle w:val="15"/>
                             </w:rPr>
                             <w:fldChar w:fldCharType="end"/>
                           </w:r>
@@ -3771,38 +5136,38 @@
                 <w:txbxContent>
                   <w:p>
                     <w:pPr>
-                      <w:pStyle w:val="6"/>
+                      <w:pStyle w:val="7"/>
                       <w:rPr>
-                        <w:rStyle w:val="14"/>
+                        <w:rStyle w:val="15"/>
                       </w:rPr>
                     </w:pPr>
                     <w:r>
                       <w:rPr>
-                        <w:rStyle w:val="14"/>
+                        <w:rStyle w:val="15"/>
                       </w:rPr>
                       <w:fldChar w:fldCharType="begin"/>
                     </w:r>
                     <w:r>
                       <w:rPr>
-                        <w:rStyle w:val="14"/>
+                        <w:rStyle w:val="15"/>
                       </w:rPr>
                       <w:instrText xml:space="preserve"> PAGE </w:instrText>
                     </w:r>
                     <w:r>
                       <w:rPr>
-                        <w:rStyle w:val="14"/>
+                        <w:rStyle w:val="15"/>
                       </w:rPr>
                       <w:fldChar w:fldCharType="separate"/>
                     </w:r>
                     <w:r>
                       <w:rPr>
-                        <w:rStyle w:val="14"/>
+                        <w:rStyle w:val="15"/>
                       </w:rPr>
                       <w:t>9</w:t>
                     </w:r>
                     <w:r>
                       <w:rPr>
-                        <w:rStyle w:val="14"/>
+                        <w:rStyle w:val="15"/>
                       </w:rPr>
                       <w:fldChar w:fldCharType="end"/>
                     </w:r>
@@ -4175,14 +5540,36 @@
       <w:lang w:val="en-US" w:eastAsia="zh-CN" w:bidi="ar"/>
     </w:rPr>
   </w:style>
-  <w:style w:type="character" w:default="1" w:styleId="12">
+  <w:style w:type="paragraph" w:styleId="3">
+    <w:name w:val="heading 5"/>
+    <w:basedOn w:val="1"/>
+    <w:next w:val="1"/>
+    <w:semiHidden/>
+    <w:unhideWhenUsed/>
+    <w:qFormat/>
+    <w:uiPriority w:val="0"/>
+    <w:pPr>
+      <w:spacing w:before="0" w:beforeAutospacing="1" w:after="0" w:afterAutospacing="1"/>
+      <w:jc w:val="left"/>
+    </w:pPr>
+    <w:rPr>
+      <w:rFonts w:hint="eastAsia" w:ascii="宋体" w:hAnsi="宋体" w:eastAsia="宋体" w:cs="宋体"/>
+      <w:b/>
+      <w:bCs/>
+      <w:kern w:val="0"/>
+      <w:sz w:val="20"/>
+      <w:szCs w:val="20"/>
+      <w:lang w:val="en-US" w:eastAsia="zh-CN" w:bidi="ar"/>
+    </w:rPr>
+  </w:style>
+  <w:style w:type="character" w:default="1" w:styleId="13">
     <w:name w:val="Default Paragraph Font"/>
     <w:semiHidden/>
     <w:unhideWhenUsed/>
     <w:qFormat/>
     <w:uiPriority w:val="1"/>
   </w:style>
-  <w:style w:type="table" w:default="1" w:styleId="10">
+  <w:style w:type="table" w:default="1" w:styleId="11">
     <w:name w:val="Normal Table"/>
     <w:semiHidden/>
     <w:unhideWhenUsed/>
@@ -4197,7 +5584,7 @@
       </w:tblCellMar>
     </w:tblPr>
   </w:style>
-  <w:style w:type="paragraph" w:styleId="3">
+  <w:style w:type="paragraph" w:styleId="4">
     <w:name w:val="caption"/>
     <w:basedOn w:val="1"/>
     <w:qFormat/>
@@ -4214,7 +5601,7 @@
       <w:szCs w:val="24"/>
     </w:rPr>
   </w:style>
-  <w:style w:type="paragraph" w:styleId="4">
+  <w:style w:type="paragraph" w:styleId="5">
     <w:name w:val="Body Text"/>
     <w:basedOn w:val="1"/>
     <w:qFormat/>
@@ -4223,7 +5610,7 @@
       <w:spacing w:before="0" w:after="140" w:line="276" w:lineRule="auto"/>
     </w:pPr>
   </w:style>
-  <w:style w:type="paragraph" w:styleId="5">
+  <w:style w:type="paragraph" w:styleId="6">
     <w:name w:val="Body Text Indent"/>
     <w:basedOn w:val="1"/>
     <w:qFormat/>
@@ -4234,7 +5621,7 @@
       <w:jc w:val="left"/>
     </w:pPr>
   </w:style>
-  <w:style w:type="paragraph" w:styleId="6">
+  <w:style w:type="paragraph" w:styleId="7">
     <w:name w:val="footer"/>
     <w:basedOn w:val="1"/>
     <w:qFormat/>
@@ -4252,7 +5639,7 @@
       <w:szCs w:val="18"/>
     </w:rPr>
   </w:style>
-  <w:style w:type="paragraph" w:styleId="7">
+  <w:style w:type="paragraph" w:styleId="8">
     <w:name w:val="header"/>
     <w:basedOn w:val="1"/>
     <w:qFormat/>
@@ -4273,16 +5660,16 @@
       <w:szCs w:val="18"/>
     </w:rPr>
   </w:style>
-  <w:style w:type="paragraph" w:styleId="8">
+  <w:style w:type="paragraph" w:styleId="9">
     <w:name w:val="List"/>
-    <w:basedOn w:val="4"/>
+    <w:basedOn w:val="5"/>
     <w:qFormat/>
     <w:uiPriority w:val="0"/>
     <w:rPr>
       <w:rFonts w:cs="Noto Sans CJK SC"/>
     </w:rPr>
   </w:style>
-  <w:style w:type="paragraph" w:styleId="9">
+  <w:style w:type="paragraph" w:styleId="10">
     <w:name w:val="Normal (Web)"/>
     <w:basedOn w:val="1"/>
     <w:uiPriority w:val="0"/>
@@ -4297,9 +5684,9 @@
       <w:lang w:val="en-US" w:eastAsia="zh-CN" w:bidi="ar"/>
     </w:rPr>
   </w:style>
-  <w:style w:type="table" w:styleId="11">
+  <w:style w:type="table" w:styleId="12">
     <w:name w:val="Table Grid"/>
-    <w:basedOn w:val="10"/>
+    <w:basedOn w:val="11"/>
     <w:qFormat/>
     <w:uiPriority w:val="0"/>
     <w:pPr>
@@ -4316,7 +5703,7 @@
       </w:tblBorders>
     </w:tblPr>
   </w:style>
-  <w:style w:type="character" w:styleId="13">
+  <w:style w:type="character" w:styleId="14">
     <w:name w:val="Strong"/>
     <w:qFormat/>
     <w:uiPriority w:val="0"/>
@@ -4325,15 +5712,15 @@
       <w:bCs/>
     </w:rPr>
   </w:style>
-  <w:style w:type="character" w:styleId="14">
+  <w:style w:type="character" w:styleId="15">
     <w:name w:val="page number"/>
-    <w:basedOn w:val="12"/>
+    <w:basedOn w:val="13"/>
     <w:qFormat/>
     <w:uiPriority w:val="0"/>
   </w:style>
-  <w:style w:type="character" w:styleId="15">
+  <w:style w:type="character" w:styleId="16">
     <w:name w:val="Placeholder Text"/>
-    <w:basedOn w:val="12"/>
+    <w:basedOn w:val="13"/>
     <w:unhideWhenUsed/>
     <w:qFormat/>
     <w:uiPriority w:val="99"/>
@@ -4341,13 +5728,13 @@
       <w:color w:val="808080"/>
     </w:rPr>
   </w:style>
-  <w:style w:type="character" w:customStyle="1" w:styleId="16">
+  <w:style w:type="character" w:customStyle="1" w:styleId="17">
     <w:name w:val="richtext"/>
-    <w:basedOn w:val="12"/>
+    <w:basedOn w:val="13"/>
     <w:qFormat/>
     <w:uiPriority w:val="0"/>
   </w:style>
-  <w:style w:type="character" w:customStyle="1" w:styleId="17">
+  <w:style w:type="character" w:customStyle="1" w:styleId="18">
     <w:name w:val="项目符号"/>
     <w:qFormat/>
     <w:uiPriority w:val="0"/>
@@ -4355,10 +5742,10 @@
       <w:rFonts w:ascii="OpenSymbol" w:hAnsi="OpenSymbol" w:eastAsia="OpenSymbol" w:cs="OpenSymbol"/>
     </w:rPr>
   </w:style>
-  <w:style w:type="paragraph" w:customStyle="1" w:styleId="18">
+  <w:style w:type="paragraph" w:customStyle="1" w:styleId="19">
     <w:name w:val="标题样式"/>
     <w:basedOn w:val="1"/>
-    <w:next w:val="4"/>
+    <w:next w:val="5"/>
     <w:qFormat/>
     <w:uiPriority w:val="0"/>
     <w:pPr>
@@ -4371,7 +5758,7 @@
       <w:szCs w:val="28"/>
     </w:rPr>
   </w:style>
-  <w:style w:type="paragraph" w:customStyle="1" w:styleId="19">
+  <w:style w:type="paragraph" w:customStyle="1" w:styleId="20">
     <w:name w:val="索引"/>
     <w:basedOn w:val="1"/>
     <w:qFormat/>
@@ -4383,13 +5770,13 @@
       <w:rFonts w:cs="Noto Sans CJK SC"/>
     </w:rPr>
   </w:style>
-  <w:style w:type="paragraph" w:customStyle="1" w:styleId="20">
+  <w:style w:type="paragraph" w:customStyle="1" w:styleId="21">
     <w:name w:val="页眉与页脚"/>
     <w:basedOn w:val="1"/>
     <w:qFormat/>
     <w:uiPriority w:val="0"/>
   </w:style>
-  <w:style w:type="paragraph" w:customStyle="1" w:styleId="21">
+  <w:style w:type="paragraph" w:customStyle="1" w:styleId="22">
     <w:name w:val="Char"/>
     <w:basedOn w:val="1"/>
     <w:qFormat/>
@@ -4405,7 +5792,7 @@
       <w:sz w:val="24"/>
     </w:rPr>
   </w:style>
-  <w:style w:type="paragraph" w:styleId="22">
+  <w:style w:type="paragraph" w:styleId="23">
     <w:name w:val="List Paragraph"/>
     <w:basedOn w:val="1"/>
     <w:qFormat/>
@@ -4414,7 +5801,7 @@
       <w:ind w:firstLine="420"/>
     </w:pPr>
   </w:style>
-  <w:style w:type="paragraph" w:customStyle="1" w:styleId="23">
+  <w:style w:type="paragraph" w:customStyle="1" w:styleId="24">
     <w:name w:val="框架内容"/>
     <w:basedOn w:val="1"/>
     <w:qFormat/>
